--- a/squads/vmo-autonomo/projects/DEM-2026-007/03-planejamento/kpis.docx
+++ b/squads/vmo-autonomo/projects/DEM-2026-007/03-planejamento/kpis.docx
@@ -8,8 +8,11 @@
       </w:pPr>
       <w:r>
         <w:rPr>
-          <w:color w:val="1F497D"/>
-          <w:sz w:val="36"/>
+          <w:rFonts w:ascii="Calibri" w:hAnsi="Calibri"/>
+          <w:b/>
+          <w:i w:val="0"/>
+          <w:color w:val="1A3A5C"/>
+          <w:sz w:val="30"/>
         </w:rPr>
         <w:t>Framework de KPIs — DEM-2026-007</w:t>
       </w:r>
@@ -47,9 +50,11 @@
     </w:p>
     <w:p/>
     <w:p>
-      <w:r>
-        <w:t>────────────────────────────────────────────────────────────</w:t>
-      </w:r>
+      <w:pPr>
+        <w:pBdr>
+          <w:bottom w:val="single" w:sz="6" w:space="1" w:color="CCCCCC"/>
+        </w:pBdr>
+      </w:pPr>
     </w:p>
     <w:p/>
     <w:p>
@@ -58,8 +63,11 @@
       </w:pPr>
       <w:r>
         <w:rPr>
-          <w:color w:val="2E74B5"/>
-          <w:sz w:val="28"/>
+          <w:rFonts w:ascii="Calibri" w:hAnsi="Calibri"/>
+          <w:b/>
+          <w:i w:val="0"/>
+          <w:color w:val="1E5296"/>
+          <w:sz w:val="25"/>
         </w:rPr>
         <w:t>KPIs de Desempenho do Projeto (EVM)</w:t>
       </w:r>
@@ -68,28 +76,30 @@
     <w:tbl>
       <w:tblPr>
         <w:tblStyle w:val="TableGrid"/>
-        <w:tblW w:type="auto" w:w="0"/>
         <w:tblLook w:firstColumn="1" w:firstRow="1" w:lastColumn="0" w:lastRow="0" w:noHBand="0" w:noVBand="1" w:val="04A0"/>
+        <w:tblW w:w="8898" w:type="dxa"/>
+        <w:tblLayout w:type="fixed"/>
       </w:tblPr>
       <w:tblGrid>
-        <w:gridCol w:w="1464"/>
-        <w:gridCol w:w="1464"/>
-        <w:gridCol w:w="1464"/>
-        <w:gridCol w:w="1464"/>
-        <w:gridCol w:w="1464"/>
-        <w:gridCol w:w="1464"/>
+        <w:gridCol w:w="1483"/>
+        <w:gridCol w:w="1483"/>
+        <w:gridCol w:w="1483"/>
+        <w:gridCol w:w="1483"/>
+        <w:gridCol w:w="1483"/>
+        <w:gridCol w:w="1483"/>
       </w:tblGrid>
       <w:tr>
         <w:tc>
           <w:tcPr>
-            <w:tcW w:type="dxa" w:w="1464"/>
-            <w:shd w:val="clear" w:color="auto" w:fill="D6E4F0"/>
+            <w:tcW w:w="1483" w:type="dxa"/>
+            <w:shd w:val="clear" w:color="auto" w:fill="1A3A5C"/>
           </w:tcPr>
           <w:p>
             <w:r>
               <w:rPr>
                 <w:b/>
-                <w:sz w:val="20"/>
+                <w:color w:val="FFFFFF"/>
+                <w:sz w:val="19"/>
               </w:rPr>
               <w:t>KPI</w:t>
             </w:r>
@@ -97,14 +107,15 @@
         </w:tc>
         <w:tc>
           <w:tcPr>
-            <w:tcW w:type="dxa" w:w="1464"/>
-            <w:shd w:val="clear" w:color="auto" w:fill="D6E4F0"/>
+            <w:tcW w:w="1483" w:type="dxa"/>
+            <w:shd w:val="clear" w:color="auto" w:fill="1A3A5C"/>
           </w:tcPr>
           <w:p>
             <w:r>
               <w:rPr>
                 <w:b/>
-                <w:sz w:val="20"/>
+                <w:color w:val="FFFFFF"/>
+                <w:sz w:val="19"/>
               </w:rPr>
               <w:t>Fórmula</w:t>
             </w:r>
@@ -112,14 +123,15 @@
         </w:tc>
         <w:tc>
           <w:tcPr>
-            <w:tcW w:type="dxa" w:w="1464"/>
-            <w:shd w:val="clear" w:color="auto" w:fill="D6E4F0"/>
+            <w:tcW w:w="1483" w:type="dxa"/>
+            <w:shd w:val="clear" w:color="auto" w:fill="1A3A5C"/>
           </w:tcPr>
           <w:p>
             <w:r>
               <w:rPr>
                 <w:b/>
-                <w:sz w:val="20"/>
+                <w:color w:val="FFFFFF"/>
+                <w:sz w:val="19"/>
               </w:rPr>
               <w:t>Linha de Base</w:t>
             </w:r>
@@ -127,14 +139,15 @@
         </w:tc>
         <w:tc>
           <w:tcPr>
-            <w:tcW w:type="dxa" w:w="1464"/>
-            <w:shd w:val="clear" w:color="auto" w:fill="D6E4F0"/>
+            <w:tcW w:w="1483" w:type="dxa"/>
+            <w:shd w:val="clear" w:color="auto" w:fill="1A3A5C"/>
           </w:tcPr>
           <w:p>
             <w:r>
               <w:rPr>
                 <w:b/>
-                <w:sz w:val="20"/>
+                <w:color w:val="FFFFFF"/>
+                <w:sz w:val="19"/>
               </w:rPr>
               <w:t>Limiar Amarelo</w:t>
             </w:r>
@@ -142,14 +155,15 @@
         </w:tc>
         <w:tc>
           <w:tcPr>
-            <w:tcW w:type="dxa" w:w="1464"/>
-            <w:shd w:val="clear" w:color="auto" w:fill="D6E4F0"/>
+            <w:tcW w:w="1483" w:type="dxa"/>
+            <w:shd w:val="clear" w:color="auto" w:fill="1A3A5C"/>
           </w:tcPr>
           <w:p>
             <w:r>
               <w:rPr>
                 <w:b/>
-                <w:sz w:val="20"/>
+                <w:color w:val="FFFFFF"/>
+                <w:sz w:val="19"/>
               </w:rPr>
               <w:t>Limiar Vermelho</w:t>
             </w:r>
@@ -157,14 +171,15 @@
         </w:tc>
         <w:tc>
           <w:tcPr>
-            <w:tcW w:type="dxa" w:w="1464"/>
-            <w:shd w:val="clear" w:color="auto" w:fill="D6E4F0"/>
+            <w:tcW w:w="1483" w:type="dxa"/>
+            <w:shd w:val="clear" w:color="auto" w:fill="1A3A5C"/>
           </w:tcPr>
           <w:p>
             <w:r>
               <w:rPr>
                 <w:b/>
-                <w:sz w:val="20"/>
+                <w:color w:val="FFFFFF"/>
+                <w:sz w:val="19"/>
               </w:rPr>
               <w:t>Responsável</w:t>
             </w:r>
@@ -174,12 +189,12 @@
       <w:tr>
         <w:tc>
           <w:tcPr>
-            <w:tcW w:type="dxa" w:w="1464"/>
+            <w:tcW w:w="1483" w:type="dxa"/>
           </w:tcPr>
           <w:p>
             <w:r>
               <w:rPr>
-                <w:sz w:val="20"/>
+                <w:sz w:val="19"/>
               </w:rPr>
               <w:t>SPI (Schedule Performance Index)</w:t>
             </w:r>
@@ -187,12 +202,12 @@
         </w:tc>
         <w:tc>
           <w:tcPr>
-            <w:tcW w:type="dxa" w:w="1464"/>
+            <w:tcW w:w="1483" w:type="dxa"/>
           </w:tcPr>
           <w:p>
             <w:r>
               <w:rPr>
-                <w:sz w:val="20"/>
+                <w:sz w:val="19"/>
               </w:rPr>
               <w:t>EV / PV</w:t>
             </w:r>
@@ -200,12 +215,12 @@
         </w:tc>
         <w:tc>
           <w:tcPr>
-            <w:tcW w:type="dxa" w:w="1464"/>
+            <w:tcW w:w="1483" w:type="dxa"/>
           </w:tcPr>
           <w:p>
             <w:r>
               <w:rPr>
-                <w:sz w:val="20"/>
+                <w:sz w:val="19"/>
               </w:rPr>
               <w:t>1,00</w:t>
             </w:r>
@@ -213,12 +228,12 @@
         </w:tc>
         <w:tc>
           <w:tcPr>
-            <w:tcW w:type="dxa" w:w="1464"/>
+            <w:tcW w:w="1483" w:type="dxa"/>
           </w:tcPr>
           <w:p>
             <w:r>
               <w:rPr>
-                <w:sz w:val="20"/>
+                <w:sz w:val="19"/>
               </w:rPr>
               <w:t>0,85 – 0,94</w:t>
             </w:r>
@@ -226,12 +241,12 @@
         </w:tc>
         <w:tc>
           <w:tcPr>
-            <w:tcW w:type="dxa" w:w="1464"/>
+            <w:tcW w:w="1483" w:type="dxa"/>
           </w:tcPr>
           <w:p>
             <w:r>
               <w:rPr>
-                <w:sz w:val="20"/>
+                <w:sz w:val="19"/>
               </w:rPr>
               <w:t>&lt; 0,85</w:t>
             </w:r>
@@ -239,12 +254,12 @@
         </w:tc>
         <w:tc>
           <w:tcPr>
-            <w:tcW w:type="dxa" w:w="1464"/>
+            <w:tcW w:w="1483" w:type="dxa"/>
           </w:tcPr>
           <w:p>
             <w:r>
               <w:rPr>
-                <w:sz w:val="20"/>
+                <w:sz w:val="19"/>
               </w:rPr>
               <w:t>GP</w:t>
             </w:r>
@@ -254,12 +269,13 @@
       <w:tr>
         <w:tc>
           <w:tcPr>
-            <w:tcW w:type="dxa" w:w="1464"/>
+            <w:tcW w:w="1483" w:type="dxa"/>
+            <w:shd w:val="clear" w:color="auto" w:fill="F0F5FB"/>
           </w:tcPr>
           <w:p>
             <w:r>
               <w:rPr>
-                <w:sz w:val="20"/>
+                <w:sz w:val="19"/>
               </w:rPr>
               <w:t>CPI (Cost Performance Index)</w:t>
             </w:r>
@@ -267,12 +283,13 @@
         </w:tc>
         <w:tc>
           <w:tcPr>
-            <w:tcW w:type="dxa" w:w="1464"/>
+            <w:tcW w:w="1483" w:type="dxa"/>
+            <w:shd w:val="clear" w:color="auto" w:fill="F0F5FB"/>
           </w:tcPr>
           <w:p>
             <w:r>
               <w:rPr>
-                <w:sz w:val="20"/>
+                <w:sz w:val="19"/>
               </w:rPr>
               <w:t>EV / AC</w:t>
             </w:r>
@@ -280,12 +297,13 @@
         </w:tc>
         <w:tc>
           <w:tcPr>
-            <w:tcW w:type="dxa" w:w="1464"/>
+            <w:tcW w:w="1483" w:type="dxa"/>
+            <w:shd w:val="clear" w:color="auto" w:fill="F0F5FB"/>
           </w:tcPr>
           <w:p>
             <w:r>
               <w:rPr>
-                <w:sz w:val="20"/>
+                <w:sz w:val="19"/>
               </w:rPr>
               <w:t>1,00</w:t>
             </w:r>
@@ -293,12 +311,13 @@
         </w:tc>
         <w:tc>
           <w:tcPr>
-            <w:tcW w:type="dxa" w:w="1464"/>
+            <w:tcW w:w="1483" w:type="dxa"/>
+            <w:shd w:val="clear" w:color="auto" w:fill="F0F5FB"/>
           </w:tcPr>
           <w:p>
             <w:r>
               <w:rPr>
-                <w:sz w:val="20"/>
+                <w:sz w:val="19"/>
               </w:rPr>
               <w:t>0,85 – 0,94</w:t>
             </w:r>
@@ -306,12 +325,13 @@
         </w:tc>
         <w:tc>
           <w:tcPr>
-            <w:tcW w:type="dxa" w:w="1464"/>
+            <w:tcW w:w="1483" w:type="dxa"/>
+            <w:shd w:val="clear" w:color="auto" w:fill="F0F5FB"/>
           </w:tcPr>
           <w:p>
             <w:r>
               <w:rPr>
-                <w:sz w:val="20"/>
+                <w:sz w:val="19"/>
               </w:rPr>
               <w:t>&lt; 0,85</w:t>
             </w:r>
@@ -319,12 +339,13 @@
         </w:tc>
         <w:tc>
           <w:tcPr>
-            <w:tcW w:type="dxa" w:w="1464"/>
+            <w:tcW w:w="1483" w:type="dxa"/>
+            <w:shd w:val="clear" w:color="auto" w:fill="F0F5FB"/>
           </w:tcPr>
           <w:p>
             <w:r>
               <w:rPr>
-                <w:sz w:val="20"/>
+                <w:sz w:val="19"/>
               </w:rPr>
               <w:t>GP</w:t>
             </w:r>
@@ -334,12 +355,12 @@
       <w:tr>
         <w:tc>
           <w:tcPr>
-            <w:tcW w:type="dxa" w:w="1464"/>
+            <w:tcW w:w="1483" w:type="dxa"/>
           </w:tcPr>
           <w:p>
             <w:r>
               <w:rPr>
-                <w:sz w:val="20"/>
+                <w:sz w:val="19"/>
               </w:rPr>
               <w:t>EAC (Estimate at Completion)</w:t>
             </w:r>
@@ -347,12 +368,12 @@
         </w:tc>
         <w:tc>
           <w:tcPr>
-            <w:tcW w:type="dxa" w:w="1464"/>
+            <w:tcW w:w="1483" w:type="dxa"/>
           </w:tcPr>
           <w:p>
             <w:r>
               <w:rPr>
-                <w:sz w:val="20"/>
+                <w:sz w:val="19"/>
               </w:rPr>
               <w:t>BAC / CPI</w:t>
             </w:r>
@@ -360,12 +381,12 @@
         </w:tc>
         <w:tc>
           <w:tcPr>
-            <w:tcW w:type="dxa" w:w="1464"/>
+            <w:tcW w:w="1483" w:type="dxa"/>
           </w:tcPr>
           <w:p>
             <w:r>
               <w:rPr>
-                <w:sz w:val="20"/>
+                <w:sz w:val="19"/>
               </w:rPr>
               <w:t>R$2.000</w:t>
             </w:r>
@@ -373,12 +394,12 @@
         </w:tc>
         <w:tc>
           <w:tcPr>
-            <w:tcW w:type="dxa" w:w="1464"/>
+            <w:tcW w:w="1483" w:type="dxa"/>
           </w:tcPr>
           <w:p>
             <w:r>
               <w:rPr>
-                <w:sz w:val="20"/>
+                <w:sz w:val="19"/>
               </w:rPr>
               <w:t>R$2.001–R$2.350</w:t>
             </w:r>
@@ -386,12 +407,12 @@
         </w:tc>
         <w:tc>
           <w:tcPr>
-            <w:tcW w:type="dxa" w:w="1464"/>
+            <w:tcW w:w="1483" w:type="dxa"/>
           </w:tcPr>
           <w:p>
             <w:r>
               <w:rPr>
-                <w:sz w:val="20"/>
+                <w:sz w:val="19"/>
               </w:rPr>
               <w:t>&gt; R$2.350</w:t>
             </w:r>
@@ -399,12 +420,12 @@
         </w:tc>
         <w:tc>
           <w:tcPr>
-            <w:tcW w:type="dxa" w:w="1464"/>
+            <w:tcW w:w="1483" w:type="dxa"/>
           </w:tcPr>
           <w:p>
             <w:r>
               <w:rPr>
-                <w:sz w:val="20"/>
+                <w:sz w:val="19"/>
               </w:rPr>
               <w:t>GP</w:t>
             </w:r>
@@ -414,12 +435,13 @@
       <w:tr>
         <w:tc>
           <w:tcPr>
-            <w:tcW w:type="dxa" w:w="1464"/>
+            <w:tcW w:w="1483" w:type="dxa"/>
+            <w:shd w:val="clear" w:color="auto" w:fill="F0F5FB"/>
           </w:tcPr>
           <w:p>
             <w:r>
               <w:rPr>
-                <w:sz w:val="20"/>
+                <w:sz w:val="19"/>
               </w:rPr>
               <w:t>VAC (Variance at Completion)</w:t>
             </w:r>
@@ -427,12 +449,13 @@
         </w:tc>
         <w:tc>
           <w:tcPr>
-            <w:tcW w:type="dxa" w:w="1464"/>
+            <w:tcW w:w="1483" w:type="dxa"/>
+            <w:shd w:val="clear" w:color="auto" w:fill="F0F5FB"/>
           </w:tcPr>
           <w:p>
             <w:r>
               <w:rPr>
-                <w:sz w:val="20"/>
+                <w:sz w:val="19"/>
               </w:rPr>
               <w:t>BAC – EAC</w:t>
             </w:r>
@@ -440,12 +463,13 @@
         </w:tc>
         <w:tc>
           <w:tcPr>
-            <w:tcW w:type="dxa" w:w="1464"/>
+            <w:tcW w:w="1483" w:type="dxa"/>
+            <w:shd w:val="clear" w:color="auto" w:fill="F0F5FB"/>
           </w:tcPr>
           <w:p>
             <w:r>
               <w:rPr>
-                <w:sz w:val="20"/>
+                <w:sz w:val="19"/>
               </w:rPr>
               <w:t>R$0</w:t>
             </w:r>
@@ -453,12 +477,13 @@
         </w:tc>
         <w:tc>
           <w:tcPr>
-            <w:tcW w:type="dxa" w:w="1464"/>
+            <w:tcW w:w="1483" w:type="dxa"/>
+            <w:shd w:val="clear" w:color="auto" w:fill="F0F5FB"/>
           </w:tcPr>
           <w:p>
             <w:r>
               <w:rPr>
-                <w:sz w:val="20"/>
+                <w:sz w:val="19"/>
               </w:rPr>
               <w:t>-R$350 a -R$1</w:t>
             </w:r>
@@ -466,12 +491,13 @@
         </w:tc>
         <w:tc>
           <w:tcPr>
-            <w:tcW w:type="dxa" w:w="1464"/>
+            <w:tcW w:w="1483" w:type="dxa"/>
+            <w:shd w:val="clear" w:color="auto" w:fill="F0F5FB"/>
           </w:tcPr>
           <w:p>
             <w:r>
               <w:rPr>
-                <w:sz w:val="20"/>
+                <w:sz w:val="19"/>
               </w:rPr>
               <w:t>&lt; -R$350</w:t>
             </w:r>
@@ -479,12 +505,13 @@
         </w:tc>
         <w:tc>
           <w:tcPr>
-            <w:tcW w:type="dxa" w:w="1464"/>
+            <w:tcW w:w="1483" w:type="dxa"/>
+            <w:shd w:val="clear" w:color="auto" w:fill="F0F5FB"/>
           </w:tcPr>
           <w:p>
             <w:r>
               <w:rPr>
-                <w:sz w:val="20"/>
+                <w:sz w:val="19"/>
               </w:rPr>
               <w:t>GP</w:t>
             </w:r>
@@ -494,12 +521,12 @@
       <w:tr>
         <w:tc>
           <w:tcPr>
-            <w:tcW w:type="dxa" w:w="1464"/>
+            <w:tcW w:w="1483" w:type="dxa"/>
           </w:tcPr>
           <w:p>
             <w:r>
               <w:rPr>
-                <w:sz w:val="20"/>
+                <w:sz w:val="19"/>
               </w:rPr>
               <w:t>% Conclusão</w:t>
             </w:r>
@@ -507,12 +534,12 @@
         </w:tc>
         <w:tc>
           <w:tcPr>
-            <w:tcW w:type="dxa" w:w="1464"/>
+            <w:tcW w:w="1483" w:type="dxa"/>
           </w:tcPr>
           <w:p>
             <w:r>
               <w:rPr>
-                <w:sz w:val="20"/>
+                <w:sz w:val="19"/>
               </w:rPr>
               <w:t>Marcos concluídos / Total marcos</w:t>
             </w:r>
@@ -520,12 +547,12 @@
         </w:tc>
         <w:tc>
           <w:tcPr>
-            <w:tcW w:type="dxa" w:w="1464"/>
+            <w:tcW w:w="1483" w:type="dxa"/>
           </w:tcPr>
           <w:p>
             <w:r>
               <w:rPr>
-                <w:sz w:val="20"/>
+                <w:sz w:val="19"/>
               </w:rPr>
               <w:t>0% (início)</w:t>
             </w:r>
@@ -533,12 +560,12 @@
         </w:tc>
         <w:tc>
           <w:tcPr>
-            <w:tcW w:type="dxa" w:w="1464"/>
+            <w:tcW w:w="1483" w:type="dxa"/>
           </w:tcPr>
           <w:p>
             <w:r>
               <w:rPr>
-                <w:sz w:val="20"/>
+                <w:sz w:val="19"/>
               </w:rPr>
               <w:t>N/A</w:t>
             </w:r>
@@ -546,12 +573,12 @@
         </w:tc>
         <w:tc>
           <w:tcPr>
-            <w:tcW w:type="dxa" w:w="1464"/>
+            <w:tcW w:w="1483" w:type="dxa"/>
           </w:tcPr>
           <w:p>
             <w:r>
               <w:rPr>
-                <w:sz w:val="20"/>
+                <w:sz w:val="19"/>
               </w:rPr>
               <w:t>N/A</w:t>
             </w:r>
@@ -559,12 +586,12 @@
         </w:tc>
         <w:tc>
           <w:tcPr>
-            <w:tcW w:type="dxa" w:w="1464"/>
+            <w:tcW w:w="1483" w:type="dxa"/>
           </w:tcPr>
           <w:p>
             <w:r>
               <w:rPr>
-                <w:sz w:val="20"/>
+                <w:sz w:val="19"/>
               </w:rPr>
               <w:t>GP</w:t>
             </w:r>
@@ -575,25 +602,49 @@
     <w:p/>
     <w:p>
       <w:pPr>
-        <w:pStyle w:val="Quote"/>
+        <w:ind w:left="454"/>
       </w:pPr>
       <w:r>
-        <w:t>**Nota:** Como o custo alvo é R$0 externo, o EVM monitora principalmente o prazo (SPI).</w:t>
+        <w:rPr>
+          <w:color w:val="333333"/>
+          <w:sz w:val="20"/>
+        </w:rPr>
+      </w:r>
+      <w:r>
+        <w:rPr>
+          <w:b/>
+          <w:color w:val="333333"/>
+          <w:sz w:val="20"/>
+        </w:rPr>
+        <w:t>Nota:</w:t>
+      </w:r>
+      <w:r>
+        <w:rPr>
+          <w:color w:val="333333"/>
+          <w:sz w:val="20"/>
+        </w:rPr>
+        <w:t xml:space="preserve"> Como o custo alvo é R$0 externo, o EVM monitora principalmente o prazo (SPI).</w:t>
       </w:r>
     </w:p>
     <w:p>
       <w:pPr>
-        <w:pStyle w:val="Quote"/>
+        <w:ind w:left="454"/>
       </w:pPr>
       <w:r>
+        <w:rPr>
+          <w:color w:val="333333"/>
+          <w:sz w:val="20"/>
+        </w:rPr>
         <w:t>O CPI e EAC aplicam-se somente se a reserva de contingência (R$2.000) for acionada.</w:t>
       </w:r>
     </w:p>
     <w:p/>
     <w:p>
-      <w:r>
-        <w:t>────────────────────────────────────────────────────────────</w:t>
-      </w:r>
+      <w:pPr>
+        <w:pBdr>
+          <w:bottom w:val="single" w:sz="6" w:space="1" w:color="CCCCCC"/>
+        </w:pBdr>
+      </w:pPr>
     </w:p>
     <w:p/>
     <w:p>
@@ -602,8 +653,11 @@
       </w:pPr>
       <w:r>
         <w:rPr>
-          <w:color w:val="2E74B5"/>
-          <w:sz w:val="28"/>
+          <w:rFonts w:ascii="Calibri" w:hAnsi="Calibri"/>
+          <w:b/>
+          <w:i w:val="0"/>
+          <w:color w:val="1E5296"/>
+          <w:sz w:val="25"/>
         </w:rPr>
         <w:t>Configuração EVM</w:t>
       </w:r>
@@ -612,24 +666,26 @@
     <w:tbl>
       <w:tblPr>
         <w:tblStyle w:val="TableGrid"/>
-        <w:tblW w:type="auto" w:w="0"/>
         <w:tblLook w:firstColumn="1" w:firstRow="1" w:lastColumn="0" w:lastRow="0" w:noHBand="0" w:noVBand="1" w:val="04A0"/>
+        <w:tblW w:w="8900" w:type="dxa"/>
+        <w:tblLayout w:type="fixed"/>
       </w:tblPr>
       <w:tblGrid>
-        <w:gridCol w:w="4392"/>
-        <w:gridCol w:w="4392"/>
+        <w:gridCol w:w="4450"/>
+        <w:gridCol w:w="4450"/>
       </w:tblGrid>
       <w:tr>
         <w:tc>
           <w:tcPr>
-            <w:tcW w:type="dxa" w:w="4392"/>
-            <w:shd w:val="clear" w:color="auto" w:fill="D6E4F0"/>
+            <w:tcW w:w="4450" w:type="dxa"/>
+            <w:shd w:val="clear" w:color="auto" w:fill="1A3A5C"/>
           </w:tcPr>
           <w:p>
             <w:r>
               <w:rPr>
                 <w:b/>
-                <w:sz w:val="20"/>
+                <w:color w:val="FFFFFF"/>
+                <w:sz w:val="19"/>
               </w:rPr>
               <w:t>Parâmetro</w:t>
             </w:r>
@@ -637,14 +693,15 @@
         </w:tc>
         <w:tc>
           <w:tcPr>
-            <w:tcW w:type="dxa" w:w="4392"/>
-            <w:shd w:val="clear" w:color="auto" w:fill="D6E4F0"/>
+            <w:tcW w:w="4450" w:type="dxa"/>
+            <w:shd w:val="clear" w:color="auto" w:fill="1A3A5C"/>
           </w:tcPr>
           <w:p>
             <w:r>
               <w:rPr>
                 <w:b/>
-                <w:sz w:val="20"/>
+                <w:color w:val="FFFFFF"/>
+                <w:sz w:val="19"/>
               </w:rPr>
               <w:t>Valor</w:t>
             </w:r>
@@ -654,12 +711,12 @@
       <w:tr>
         <w:tc>
           <w:tcPr>
-            <w:tcW w:type="dxa" w:w="4392"/>
+            <w:tcW w:w="4450" w:type="dxa"/>
           </w:tcPr>
           <w:p>
             <w:r>
               <w:rPr>
-                <w:sz w:val="20"/>
+                <w:sz w:val="19"/>
               </w:rPr>
               <w:t>BAC (Budget at Completion)</w:t>
             </w:r>
@@ -667,12 +724,12 @@
         </w:tc>
         <w:tc>
           <w:tcPr>
-            <w:tcW w:type="dxa" w:w="4392"/>
+            <w:tcW w:w="4450" w:type="dxa"/>
           </w:tcPr>
           <w:p>
             <w:r>
               <w:rPr>
-                <w:sz w:val="20"/>
+                <w:sz w:val="19"/>
               </w:rPr>
               <w:t>R$2.000</w:t>
             </w:r>
@@ -682,12 +739,13 @@
       <w:tr>
         <w:tc>
           <w:tcPr>
-            <w:tcW w:type="dxa" w:w="4392"/>
+            <w:tcW w:w="4450" w:type="dxa"/>
+            <w:shd w:val="clear" w:color="auto" w:fill="F0F5FB"/>
           </w:tcPr>
           <w:p>
             <w:r>
               <w:rPr>
-                <w:sz w:val="20"/>
+                <w:sz w:val="19"/>
               </w:rPr>
               <w:t>Método de EV</w:t>
             </w:r>
@@ -695,12 +753,13 @@
         </w:tc>
         <w:tc>
           <w:tcPr>
-            <w:tcW w:type="dxa" w:w="4392"/>
+            <w:tcW w:w="4450" w:type="dxa"/>
+            <w:shd w:val="clear" w:color="auto" w:fill="F0F5FB"/>
           </w:tcPr>
           <w:p>
             <w:r>
               <w:rPr>
-                <w:sz w:val="20"/>
+                <w:sz w:val="19"/>
               </w:rPr>
               <w:t>Marcos binários — 100% somente quando o marco está 100% concluído</w:t>
             </w:r>
@@ -710,12 +769,12 @@
       <w:tr>
         <w:tc>
           <w:tcPr>
-            <w:tcW w:type="dxa" w:w="4392"/>
+            <w:tcW w:w="4450" w:type="dxa"/>
           </w:tcPr>
           <w:p>
             <w:r>
               <w:rPr>
-                <w:sz w:val="20"/>
+                <w:sz w:val="19"/>
               </w:rPr>
               <w:t>Marcos totais</w:t>
             </w:r>
@@ -723,12 +782,12 @@
         </w:tc>
         <w:tc>
           <w:tcPr>
-            <w:tcW w:type="dxa" w:w="4392"/>
+            <w:tcW w:w="4450" w:type="dxa"/>
           </w:tcPr>
           <w:p>
             <w:r>
               <w:rPr>
-                <w:sz w:val="20"/>
+                <w:sz w:val="19"/>
               </w:rPr>
               <w:t>6 (M-0 a M-6)</w:t>
             </w:r>
@@ -738,12 +797,13 @@
       <w:tr>
         <w:tc>
           <w:tcPr>
-            <w:tcW w:type="dxa" w:w="4392"/>
+            <w:tcW w:w="4450" w:type="dxa"/>
+            <w:shd w:val="clear" w:color="auto" w:fill="F0F5FB"/>
           </w:tcPr>
           <w:p>
             <w:r>
               <w:rPr>
-                <w:sz w:val="20"/>
+                <w:sz w:val="19"/>
               </w:rPr>
               <w:t>PV por marco</w:t>
             </w:r>
@@ -751,12 +811,13 @@
         </w:tc>
         <w:tc>
           <w:tcPr>
-            <w:tcW w:type="dxa" w:w="4392"/>
+            <w:tcW w:w="4450" w:type="dxa"/>
+            <w:shd w:val="clear" w:color="auto" w:fill="F0F5FB"/>
           </w:tcPr>
           <w:p>
             <w:r>
               <w:rPr>
-                <w:sz w:val="20"/>
+                <w:sz w:val="19"/>
               </w:rPr>
               <w:t>M-0: 0%; M-1: 17%; M-2: 30%; M-3: 55%; M-4: 70%; M-5: 85%; M-6: 100%</w:t>
             </w:r>
@@ -766,12 +827,12 @@
       <w:tr>
         <w:tc>
           <w:tcPr>
-            <w:tcW w:type="dxa" w:w="4392"/>
+            <w:tcW w:w="4450" w:type="dxa"/>
           </w:tcPr>
           <w:p>
             <w:r>
               <w:rPr>
-                <w:sz w:val="20"/>
+                <w:sz w:val="19"/>
               </w:rPr>
               <w:t>Frequência de cálculo</w:t>
             </w:r>
@@ -779,12 +840,12 @@
         </w:tc>
         <w:tc>
           <w:tcPr>
-            <w:tcW w:type="dxa" w:w="4392"/>
+            <w:tcW w:w="4450" w:type="dxa"/>
           </w:tcPr>
           <w:p>
             <w:r>
               <w:rPr>
-                <w:sz w:val="20"/>
+                <w:sz w:val="19"/>
               </w:rPr>
               <w:t>Quinzenal (em cada Status Report)</w:t>
             </w:r>
@@ -794,12 +855,13 @@
       <w:tr>
         <w:tc>
           <w:tcPr>
-            <w:tcW w:type="dxa" w:w="4392"/>
+            <w:tcW w:w="4450" w:type="dxa"/>
+            <w:shd w:val="clear" w:color="auto" w:fill="F0F5FB"/>
           </w:tcPr>
           <w:p>
             <w:r>
               <w:rPr>
-                <w:sz w:val="20"/>
+                <w:sz w:val="19"/>
               </w:rPr>
               <w:t>Custo horas internas</w:t>
             </w:r>
@@ -807,12 +869,13 @@
         </w:tc>
         <w:tc>
           <w:tcPr>
-            <w:tcW w:type="dxa" w:w="4392"/>
+            <w:tcW w:w="4450" w:type="dxa"/>
+            <w:shd w:val="clear" w:color="auto" w:fill="F0F5FB"/>
           </w:tcPr>
           <w:p>
             <w:r>
               <w:rPr>
-                <w:sz w:val="20"/>
+                <w:sz w:val="19"/>
               </w:rPr>
               <w:t>Não contabilizado no EVM (custo interno DTI — fora do BAC)</w:t>
             </w:r>
@@ -835,26 +898,28 @@
     <w:tbl>
       <w:tblPr>
         <w:tblStyle w:val="TableGrid"/>
-        <w:tblW w:type="auto" w:w="0"/>
         <w:tblLook w:firstColumn="1" w:firstRow="1" w:lastColumn="0" w:lastRow="0" w:noHBand="0" w:noVBand="1" w:val="04A0"/>
+        <w:tblW w:w="8900" w:type="dxa"/>
+        <w:tblLayout w:type="fixed"/>
       </w:tblPr>
       <w:tblGrid>
-        <w:gridCol w:w="2196"/>
-        <w:gridCol w:w="2196"/>
-        <w:gridCol w:w="2196"/>
-        <w:gridCol w:w="2196"/>
+        <w:gridCol w:w="2225"/>
+        <w:gridCol w:w="2225"/>
+        <w:gridCol w:w="2225"/>
+        <w:gridCol w:w="2225"/>
       </w:tblGrid>
       <w:tr>
         <w:tc>
           <w:tcPr>
-            <w:tcW w:type="dxa" w:w="2196"/>
-            <w:shd w:val="clear" w:color="auto" w:fill="D6E4F0"/>
+            <w:tcW w:w="2225" w:type="dxa"/>
+            <w:shd w:val="clear" w:color="auto" w:fill="1A3A5C"/>
           </w:tcPr>
           <w:p>
             <w:r>
               <w:rPr>
                 <w:b/>
-                <w:sz w:val="20"/>
+                <w:color w:val="FFFFFF"/>
+                <w:sz w:val="19"/>
               </w:rPr>
               <w:t>Marco</w:t>
             </w:r>
@@ -862,14 +927,15 @@
         </w:tc>
         <w:tc>
           <w:tcPr>
-            <w:tcW w:type="dxa" w:w="2196"/>
-            <w:shd w:val="clear" w:color="auto" w:fill="D6E4F0"/>
+            <w:tcW w:w="2225" w:type="dxa"/>
+            <w:shd w:val="clear" w:color="auto" w:fill="1A3A5C"/>
           </w:tcPr>
           <w:p>
             <w:r>
               <w:rPr>
                 <w:b/>
-                <w:sz w:val="20"/>
+                <w:color w:val="FFFFFF"/>
+                <w:sz w:val="19"/>
               </w:rPr>
               <w:t>Data</w:t>
             </w:r>
@@ -877,14 +943,15 @@
         </w:tc>
         <w:tc>
           <w:tcPr>
-            <w:tcW w:type="dxa" w:w="2196"/>
-            <w:shd w:val="clear" w:color="auto" w:fill="D6E4F0"/>
+            <w:tcW w:w="2225" w:type="dxa"/>
+            <w:shd w:val="clear" w:color="auto" w:fill="1A3A5C"/>
           </w:tcPr>
           <w:p>
             <w:r>
               <w:rPr>
                 <w:b/>
-                <w:sz w:val="20"/>
+                <w:color w:val="FFFFFF"/>
+                <w:sz w:val="19"/>
               </w:rPr>
               <w:t>% PV acumulado</w:t>
             </w:r>
@@ -892,14 +959,15 @@
         </w:tc>
         <w:tc>
           <w:tcPr>
-            <w:tcW w:type="dxa" w:w="2196"/>
-            <w:shd w:val="clear" w:color="auto" w:fill="D6E4F0"/>
+            <w:tcW w:w="2225" w:type="dxa"/>
+            <w:shd w:val="clear" w:color="auto" w:fill="1A3A5C"/>
           </w:tcPr>
           <w:p>
             <w:r>
               <w:rPr>
                 <w:b/>
-                <w:sz w:val="20"/>
+                <w:color w:val="FFFFFF"/>
+                <w:sz w:val="19"/>
               </w:rPr>
               <w:t>PV R$ (sobre BAC R$2.000)</w:t>
             </w:r>
@@ -909,12 +977,12 @@
       <w:tr>
         <w:tc>
           <w:tcPr>
-            <w:tcW w:type="dxa" w:w="2196"/>
+            <w:tcW w:w="2225" w:type="dxa"/>
           </w:tcPr>
           <w:p>
             <w:r>
               <w:rPr>
-                <w:sz w:val="20"/>
+                <w:sz w:val="19"/>
               </w:rPr>
               <w:t>M-0 — Gate Kick-off</w:t>
             </w:r>
@@ -922,12 +990,12 @@
         </w:tc>
         <w:tc>
           <w:tcPr>
-            <w:tcW w:type="dxa" w:w="2196"/>
+            <w:tcW w:w="2225" w:type="dxa"/>
           </w:tcPr>
           <w:p>
             <w:r>
               <w:rPr>
-                <w:sz w:val="20"/>
+                <w:sz w:val="19"/>
               </w:rPr>
               <w:t>06/06/2026</w:t>
             </w:r>
@@ -935,12 +1003,12 @@
         </w:tc>
         <w:tc>
           <w:tcPr>
-            <w:tcW w:type="dxa" w:w="2196"/>
+            <w:tcW w:w="2225" w:type="dxa"/>
           </w:tcPr>
           <w:p>
             <w:r>
               <w:rPr>
-                <w:sz w:val="20"/>
+                <w:sz w:val="19"/>
               </w:rPr>
               <w:t>0%</w:t>
             </w:r>
@@ -948,12 +1016,12 @@
         </w:tc>
         <w:tc>
           <w:tcPr>
-            <w:tcW w:type="dxa" w:w="2196"/>
+            <w:tcW w:w="2225" w:type="dxa"/>
           </w:tcPr>
           <w:p>
             <w:r>
               <w:rPr>
-                <w:sz w:val="20"/>
+                <w:sz w:val="19"/>
               </w:rPr>
               <w:t>R$0</w:t>
             </w:r>
@@ -963,12 +1031,13 @@
       <w:tr>
         <w:tc>
           <w:tcPr>
-            <w:tcW w:type="dxa" w:w="2196"/>
+            <w:tcW w:w="2225" w:type="dxa"/>
+            <w:shd w:val="clear" w:color="auto" w:fill="F0F5FB"/>
           </w:tcPr>
           <w:p>
             <w:r>
               <w:rPr>
-                <w:sz w:val="20"/>
+                <w:sz w:val="19"/>
               </w:rPr>
               <w:t>M-1 — Levantamento técnico</w:t>
             </w:r>
@@ -976,12 +1045,13 @@
         </w:tc>
         <w:tc>
           <w:tcPr>
-            <w:tcW w:type="dxa" w:w="2196"/>
+            <w:tcW w:w="2225" w:type="dxa"/>
+            <w:shd w:val="clear" w:color="auto" w:fill="F0F5FB"/>
           </w:tcPr>
           <w:p>
             <w:r>
               <w:rPr>
-                <w:sz w:val="20"/>
+                <w:sz w:val="19"/>
               </w:rPr>
               <w:t>27/06/2026</w:t>
             </w:r>
@@ -989,12 +1059,13 @@
         </w:tc>
         <w:tc>
           <w:tcPr>
-            <w:tcW w:type="dxa" w:w="2196"/>
+            <w:tcW w:w="2225" w:type="dxa"/>
+            <w:shd w:val="clear" w:color="auto" w:fill="F0F5FB"/>
           </w:tcPr>
           <w:p>
             <w:r>
               <w:rPr>
-                <w:sz w:val="20"/>
+                <w:sz w:val="19"/>
               </w:rPr>
               <w:t>17%</w:t>
             </w:r>
@@ -1002,12 +1073,13 @@
         </w:tc>
         <w:tc>
           <w:tcPr>
-            <w:tcW w:type="dxa" w:w="2196"/>
+            <w:tcW w:w="2225" w:type="dxa"/>
+            <w:shd w:val="clear" w:color="auto" w:fill="F0F5FB"/>
           </w:tcPr>
           <w:p>
             <w:r>
               <w:rPr>
-                <w:sz w:val="20"/>
+                <w:sz w:val="19"/>
               </w:rPr>
               <w:t>R$340</w:t>
             </w:r>
@@ -1017,12 +1089,12 @@
       <w:tr>
         <w:tc>
           <w:tcPr>
-            <w:tcW w:type="dxa" w:w="2196"/>
+            <w:tcW w:w="2225" w:type="dxa"/>
           </w:tcPr>
           <w:p>
             <w:r>
               <w:rPr>
-                <w:sz w:val="20"/>
+                <w:sz w:val="19"/>
               </w:rPr>
               <w:t>M-2 — Habilitação Santander</w:t>
             </w:r>
@@ -1030,12 +1102,12 @@
         </w:tc>
         <w:tc>
           <w:tcPr>
-            <w:tcW w:type="dxa" w:w="2196"/>
+            <w:tcW w:w="2225" w:type="dxa"/>
           </w:tcPr>
           <w:p>
             <w:r>
               <w:rPr>
-                <w:sz w:val="20"/>
+                <w:sz w:val="19"/>
               </w:rPr>
               <w:t>18/07/2026</w:t>
             </w:r>
@@ -1043,12 +1115,12 @@
         </w:tc>
         <w:tc>
           <w:tcPr>
-            <w:tcW w:type="dxa" w:w="2196"/>
+            <w:tcW w:w="2225" w:type="dxa"/>
           </w:tcPr>
           <w:p>
             <w:r>
               <w:rPr>
-                <w:sz w:val="20"/>
+                <w:sz w:val="19"/>
               </w:rPr>
               <w:t>30%</w:t>
             </w:r>
@@ -1056,12 +1128,12 @@
         </w:tc>
         <w:tc>
           <w:tcPr>
-            <w:tcW w:type="dxa" w:w="2196"/>
+            <w:tcW w:w="2225" w:type="dxa"/>
           </w:tcPr>
           <w:p>
             <w:r>
               <w:rPr>
-                <w:sz w:val="20"/>
+                <w:sz w:val="19"/>
               </w:rPr>
               <w:t>R$600</w:t>
             </w:r>
@@ -1071,12 +1143,13 @@
       <w:tr>
         <w:tc>
           <w:tcPr>
-            <w:tcW w:type="dxa" w:w="2196"/>
+            <w:tcW w:w="2225" w:type="dxa"/>
+            <w:shd w:val="clear" w:color="auto" w:fill="F0F5FB"/>
           </w:tcPr>
           <w:p>
             <w:r>
               <w:rPr>
-                <w:sz w:val="20"/>
+                <w:sz w:val="19"/>
               </w:rPr>
               <w:t>M-3 — Config + testes homologação</w:t>
             </w:r>
@@ -1084,12 +1157,13 @@
         </w:tc>
         <w:tc>
           <w:tcPr>
-            <w:tcW w:type="dxa" w:w="2196"/>
+            <w:tcW w:w="2225" w:type="dxa"/>
+            <w:shd w:val="clear" w:color="auto" w:fill="F0F5FB"/>
           </w:tcPr>
           <w:p>
             <w:r>
               <w:rPr>
-                <w:sz w:val="20"/>
+                <w:sz w:val="19"/>
               </w:rPr>
               <w:t>08/08/2026</w:t>
             </w:r>
@@ -1097,12 +1171,13 @@
         </w:tc>
         <w:tc>
           <w:tcPr>
-            <w:tcW w:type="dxa" w:w="2196"/>
+            <w:tcW w:w="2225" w:type="dxa"/>
+            <w:shd w:val="clear" w:color="auto" w:fill="F0F5FB"/>
           </w:tcPr>
           <w:p>
             <w:r>
               <w:rPr>
-                <w:sz w:val="20"/>
+                <w:sz w:val="19"/>
               </w:rPr>
               <w:t>55%</w:t>
             </w:r>
@@ -1110,12 +1185,13 @@
         </w:tc>
         <w:tc>
           <w:tcPr>
-            <w:tcW w:type="dxa" w:w="2196"/>
+            <w:tcW w:w="2225" w:type="dxa"/>
+            <w:shd w:val="clear" w:color="auto" w:fill="F0F5FB"/>
           </w:tcPr>
           <w:p>
             <w:r>
               <w:rPr>
-                <w:sz w:val="20"/>
+                <w:sz w:val="19"/>
               </w:rPr>
               <w:t>R$1.100</w:t>
             </w:r>
@@ -1125,12 +1201,12 @@
       <w:tr>
         <w:tc>
           <w:tcPr>
-            <w:tcW w:type="dxa" w:w="2196"/>
+            <w:tcW w:w="2225" w:type="dxa"/>
           </w:tcPr>
           <w:p>
             <w:r>
               <w:rPr>
-                <w:sz w:val="20"/>
+                <w:sz w:val="19"/>
               </w:rPr>
               <w:t>M-4 — UAT aprovado</w:t>
             </w:r>
@@ -1138,12 +1214,12 @@
         </w:tc>
         <w:tc>
           <w:tcPr>
-            <w:tcW w:type="dxa" w:w="2196"/>
+            <w:tcW w:w="2225" w:type="dxa"/>
           </w:tcPr>
           <w:p>
             <w:r>
               <w:rPr>
-                <w:sz w:val="20"/>
+                <w:sz w:val="19"/>
               </w:rPr>
               <w:t>15/08/2026</w:t>
             </w:r>
@@ -1151,12 +1227,12 @@
         </w:tc>
         <w:tc>
           <w:tcPr>
-            <w:tcW w:type="dxa" w:w="2196"/>
+            <w:tcW w:w="2225" w:type="dxa"/>
           </w:tcPr>
           <w:p>
             <w:r>
               <w:rPr>
-                <w:sz w:val="20"/>
+                <w:sz w:val="19"/>
               </w:rPr>
               <w:t>70%</w:t>
             </w:r>
@@ -1164,12 +1240,12 @@
         </w:tc>
         <w:tc>
           <w:tcPr>
-            <w:tcW w:type="dxa" w:w="2196"/>
+            <w:tcW w:w="2225" w:type="dxa"/>
           </w:tcPr>
           <w:p>
             <w:r>
               <w:rPr>
-                <w:sz w:val="20"/>
+                <w:sz w:val="19"/>
               </w:rPr>
               <w:t>R$1.400</w:t>
             </w:r>
@@ -1179,12 +1255,13 @@
       <w:tr>
         <w:tc>
           <w:tcPr>
-            <w:tcW w:type="dxa" w:w="2196"/>
+            <w:tcW w:w="2225" w:type="dxa"/>
+            <w:shd w:val="clear" w:color="auto" w:fill="F0F5FB"/>
           </w:tcPr>
           <w:p>
             <w:r>
               <w:rPr>
-                <w:sz w:val="20"/>
+                <w:sz w:val="19"/>
               </w:rPr>
               <w:t>M-5 — Go-live</w:t>
             </w:r>
@@ -1192,12 +1269,13 @@
         </w:tc>
         <w:tc>
           <w:tcPr>
-            <w:tcW w:type="dxa" w:w="2196"/>
+            <w:tcW w:w="2225" w:type="dxa"/>
+            <w:shd w:val="clear" w:color="auto" w:fill="F0F5FB"/>
           </w:tcPr>
           <w:p>
             <w:r>
               <w:rPr>
-                <w:sz w:val="20"/>
+                <w:sz w:val="19"/>
               </w:rPr>
               <w:t>25/08/2026</w:t>
             </w:r>
@@ -1205,12 +1283,13 @@
         </w:tc>
         <w:tc>
           <w:tcPr>
-            <w:tcW w:type="dxa" w:w="2196"/>
+            <w:tcW w:w="2225" w:type="dxa"/>
+            <w:shd w:val="clear" w:color="auto" w:fill="F0F5FB"/>
           </w:tcPr>
           <w:p>
             <w:r>
               <w:rPr>
-                <w:sz w:val="20"/>
+                <w:sz w:val="19"/>
               </w:rPr>
               <w:t>85%</w:t>
             </w:r>
@@ -1218,12 +1297,13 @@
         </w:tc>
         <w:tc>
           <w:tcPr>
-            <w:tcW w:type="dxa" w:w="2196"/>
+            <w:tcW w:w="2225" w:type="dxa"/>
+            <w:shd w:val="clear" w:color="auto" w:fill="F0F5FB"/>
           </w:tcPr>
           <w:p>
             <w:r>
               <w:rPr>
-                <w:sz w:val="20"/>
+                <w:sz w:val="19"/>
               </w:rPr>
               <w:t>R$1.700</w:t>
             </w:r>
@@ -1233,12 +1313,12 @@
       <w:tr>
         <w:tc>
           <w:tcPr>
-            <w:tcW w:type="dxa" w:w="2196"/>
+            <w:tcW w:w="2225" w:type="dxa"/>
           </w:tcPr>
           <w:p>
             <w:r>
               <w:rPr>
-                <w:sz w:val="20"/>
+                <w:sz w:val="19"/>
               </w:rPr>
               <w:t>M-6 — Encerramento</w:t>
             </w:r>
@@ -1246,12 +1326,12 @@
         </w:tc>
         <w:tc>
           <w:tcPr>
-            <w:tcW w:type="dxa" w:w="2196"/>
+            <w:tcW w:w="2225" w:type="dxa"/>
           </w:tcPr>
           <w:p>
             <w:r>
               <w:rPr>
-                <w:sz w:val="20"/>
+                <w:sz w:val="19"/>
               </w:rPr>
               <w:t>30/09/2026</w:t>
             </w:r>
@@ -1259,12 +1339,12 @@
         </w:tc>
         <w:tc>
           <w:tcPr>
-            <w:tcW w:type="dxa" w:w="2196"/>
+            <w:tcW w:w="2225" w:type="dxa"/>
           </w:tcPr>
           <w:p>
             <w:r>
               <w:rPr>
-                <w:sz w:val="20"/>
+                <w:sz w:val="19"/>
               </w:rPr>
               <w:t>100%</w:t>
             </w:r>
@@ -1272,12 +1352,12 @@
         </w:tc>
         <w:tc>
           <w:tcPr>
-            <w:tcW w:type="dxa" w:w="2196"/>
+            <w:tcW w:w="2225" w:type="dxa"/>
           </w:tcPr>
           <w:p>
             <w:r>
               <w:rPr>
-                <w:sz w:val="20"/>
+                <w:sz w:val="19"/>
               </w:rPr>
               <w:t>R$2.000</w:t>
             </w:r>
@@ -1287,9 +1367,11 @@
     </w:tbl>
     <w:p/>
     <w:p>
-      <w:r>
-        <w:t>────────────────────────────────────────────────────────────</w:t>
-      </w:r>
+      <w:pPr>
+        <w:pBdr>
+          <w:bottom w:val="single" w:sz="6" w:space="1" w:color="CCCCCC"/>
+        </w:pBdr>
+      </w:pPr>
     </w:p>
     <w:p/>
     <w:p>
@@ -1298,8 +1380,11 @@
       </w:pPr>
       <w:r>
         <w:rPr>
-          <w:color w:val="2E74B5"/>
-          <w:sz w:val="28"/>
+          <w:rFonts w:ascii="Calibri" w:hAnsi="Calibri"/>
+          <w:b/>
+          <w:i w:val="0"/>
+          <w:color w:val="1E5296"/>
+          <w:sz w:val="25"/>
         </w:rPr>
         <w:t>KPIs de Resultado (vinculados aos Critérios de Sucesso do TAP)</w:t>
       </w:r>
@@ -1308,28 +1393,30 @@
     <w:tbl>
       <w:tblPr>
         <w:tblStyle w:val="TableGrid"/>
-        <w:tblW w:type="auto" w:w="0"/>
         <w:tblLook w:firstColumn="1" w:firstRow="1" w:lastColumn="0" w:lastRow="0" w:noHBand="0" w:noVBand="1" w:val="04A0"/>
+        <w:tblW w:w="8898" w:type="dxa"/>
+        <w:tblLayout w:type="fixed"/>
       </w:tblPr>
       <w:tblGrid>
-        <w:gridCol w:w="1464"/>
-        <w:gridCol w:w="1464"/>
-        <w:gridCol w:w="1464"/>
-        <w:gridCol w:w="1464"/>
-        <w:gridCol w:w="1464"/>
-        <w:gridCol w:w="1464"/>
+        <w:gridCol w:w="1483"/>
+        <w:gridCol w:w="1483"/>
+        <w:gridCol w:w="1483"/>
+        <w:gridCol w:w="1483"/>
+        <w:gridCol w:w="1483"/>
+        <w:gridCol w:w="1483"/>
       </w:tblGrid>
       <w:tr>
         <w:tc>
           <w:tcPr>
-            <w:tcW w:type="dxa" w:w="1464"/>
-            <w:shd w:val="clear" w:color="auto" w:fill="D6E4F0"/>
+            <w:tcW w:w="1483" w:type="dxa"/>
+            <w:shd w:val="clear" w:color="auto" w:fill="1A3A5C"/>
           </w:tcPr>
           <w:p>
             <w:r>
               <w:rPr>
                 <w:b/>
-                <w:sz w:val="20"/>
+                <w:color w:val="FFFFFF"/>
+                <w:sz w:val="19"/>
               </w:rPr>
               <w:t>KPI</w:t>
             </w:r>
@@ -1337,14 +1424,15 @@
         </w:tc>
         <w:tc>
           <w:tcPr>
-            <w:tcW w:type="dxa" w:w="1464"/>
-            <w:shd w:val="clear" w:color="auto" w:fill="D6E4F0"/>
+            <w:tcW w:w="1483" w:type="dxa"/>
+            <w:shd w:val="clear" w:color="auto" w:fill="1A3A5C"/>
           </w:tcPr>
           <w:p>
             <w:r>
               <w:rPr>
                 <w:b/>
-                <w:sz w:val="20"/>
+                <w:color w:val="FFFFFF"/>
+                <w:sz w:val="19"/>
               </w:rPr>
               <w:t>Critério de Sucesso</w:t>
             </w:r>
@@ -1352,14 +1440,15 @@
         </w:tc>
         <w:tc>
           <w:tcPr>
-            <w:tcW w:type="dxa" w:w="1464"/>
-            <w:shd w:val="clear" w:color="auto" w:fill="D6E4F0"/>
+            <w:tcW w:w="1483" w:type="dxa"/>
+            <w:shd w:val="clear" w:color="auto" w:fill="1A3A5C"/>
           </w:tcPr>
           <w:p>
             <w:r>
               <w:rPr>
                 <w:b/>
-                <w:sz w:val="20"/>
+                <w:color w:val="FFFFFF"/>
+                <w:sz w:val="19"/>
               </w:rPr>
               <w:t>Meta</w:t>
             </w:r>
@@ -1367,14 +1456,15 @@
         </w:tc>
         <w:tc>
           <w:tcPr>
-            <w:tcW w:type="dxa" w:w="1464"/>
-            <w:shd w:val="clear" w:color="auto" w:fill="D6E4F0"/>
+            <w:tcW w:w="1483" w:type="dxa"/>
+            <w:shd w:val="clear" w:color="auto" w:fill="1A3A5C"/>
           </w:tcPr>
           <w:p>
             <w:r>
               <w:rPr>
                 <w:b/>
-                <w:sz w:val="20"/>
+                <w:color w:val="FFFFFF"/>
+                <w:sz w:val="19"/>
               </w:rPr>
               <w:t>Limiar Mínimo</w:t>
             </w:r>
@@ -1382,14 +1472,15 @@
         </w:tc>
         <w:tc>
           <w:tcPr>
-            <w:tcW w:type="dxa" w:w="1464"/>
-            <w:shd w:val="clear" w:color="auto" w:fill="D6E4F0"/>
+            <w:tcW w:w="1483" w:type="dxa"/>
+            <w:shd w:val="clear" w:color="auto" w:fill="1A3A5C"/>
           </w:tcPr>
           <w:p>
             <w:r>
               <w:rPr>
                 <w:b/>
-                <w:sz w:val="20"/>
+                <w:color w:val="FFFFFF"/>
+                <w:sz w:val="19"/>
               </w:rPr>
               <w:t>Quando Medir</w:t>
             </w:r>
@@ -1397,14 +1488,15 @@
         </w:tc>
         <w:tc>
           <w:tcPr>
-            <w:tcW w:type="dxa" w:w="1464"/>
-            <w:shd w:val="clear" w:color="auto" w:fill="D6E4F0"/>
+            <w:tcW w:w="1483" w:type="dxa"/>
+            <w:shd w:val="clear" w:color="auto" w:fill="1A3A5C"/>
           </w:tcPr>
           <w:p>
             <w:r>
               <w:rPr>
                 <w:b/>
-                <w:sz w:val="20"/>
+                <w:color w:val="FFFFFF"/>
+                <w:sz w:val="19"/>
               </w:rPr>
               <w:t>Responsável</w:t>
             </w:r>
@@ -1414,12 +1506,12 @@
       <w:tr>
         <w:tc>
           <w:tcPr>
-            <w:tcW w:type="dxa" w:w="1464"/>
+            <w:tcW w:w="1483" w:type="dxa"/>
           </w:tcPr>
           <w:p>
             <w:r>
               <w:rPr>
-                <w:sz w:val="20"/>
+                <w:sz w:val="19"/>
               </w:rPr>
               <w:t>KR-1 Taxa de automação DDA</w:t>
             </w:r>
@@ -1427,12 +1519,12 @@
         </w:tc>
         <w:tc>
           <w:tcPr>
-            <w:tcW w:type="dxa" w:w="1464"/>
+            <w:tcW w:w="1483" w:type="dxa"/>
           </w:tcPr>
           <w:p>
             <w:r>
               <w:rPr>
-                <w:sz w:val="20"/>
+                <w:sz w:val="19"/>
               </w:rPr>
               <w:t>CS-1: 100% boletos DDA sem digitação manual</w:t>
             </w:r>
@@ -1440,12 +1532,12 @@
         </w:tc>
         <w:tc>
           <w:tcPr>
-            <w:tcW w:type="dxa" w:w="1464"/>
+            <w:tcW w:w="1483" w:type="dxa"/>
           </w:tcPr>
           <w:p>
             <w:r>
               <w:rPr>
-                <w:sz w:val="20"/>
+                <w:sz w:val="19"/>
               </w:rPr>
               <w:t>100%</w:t>
             </w:r>
@@ -1453,12 +1545,12 @@
         </w:tc>
         <w:tc>
           <w:tcPr>
-            <w:tcW w:type="dxa" w:w="1464"/>
+            <w:tcW w:w="1483" w:type="dxa"/>
           </w:tcPr>
           <w:p>
             <w:r>
               <w:rPr>
-                <w:sz w:val="20"/>
+                <w:sz w:val="19"/>
               </w:rPr>
               <w:t>≥ 99%</w:t>
             </w:r>
@@ -1466,12 +1558,12 @@
         </w:tc>
         <w:tc>
           <w:tcPr>
-            <w:tcW w:type="dxa" w:w="1464"/>
+            <w:tcW w:w="1483" w:type="dxa"/>
           </w:tcPr>
           <w:p>
             <w:r>
               <w:rPr>
-                <w:sz w:val="20"/>
+                <w:sz w:val="19"/>
               </w:rPr>
               <w:t>30 dias pós-go-live</w:t>
             </w:r>
@@ -1479,12 +1571,12 @@
         </w:tc>
         <w:tc>
           <w:tcPr>
-            <w:tcW w:type="dxa" w:w="1464"/>
+            <w:tcW w:w="1483" w:type="dxa"/>
           </w:tcPr>
           <w:p>
             <w:r>
               <w:rPr>
-                <w:sz w:val="20"/>
+                <w:sz w:val="19"/>
               </w:rPr>
               <w:t>GP + DTI FI</w:t>
             </w:r>
@@ -1494,12 +1586,13 @@
       <w:tr>
         <w:tc>
           <w:tcPr>
-            <w:tcW w:type="dxa" w:w="1464"/>
+            <w:tcW w:w="1483" w:type="dxa"/>
+            <w:shd w:val="clear" w:color="auto" w:fill="F0F5FB"/>
           </w:tcPr>
           <w:p>
             <w:r>
               <w:rPr>
-                <w:sz w:val="20"/>
+                <w:sz w:val="19"/>
               </w:rPr>
               <w:t>KR-2 Incidentes por ausência de boleto</w:t>
             </w:r>
@@ -1507,12 +1600,13 @@
         </w:tc>
         <w:tc>
           <w:tcPr>
-            <w:tcW w:type="dxa" w:w="1464"/>
+            <w:tcW w:w="1483" w:type="dxa"/>
+            <w:shd w:val="clear" w:color="auto" w:fill="F0F5FB"/>
           </w:tcPr>
           <w:p>
             <w:r>
               <w:rPr>
-                <w:sz w:val="20"/>
+                <w:sz w:val="19"/>
               </w:rPr>
               <w:t>CS-2: Zero atrasos por ausência de boleto digital</w:t>
             </w:r>
@@ -1520,12 +1614,13 @@
         </w:tc>
         <w:tc>
           <w:tcPr>
-            <w:tcW w:type="dxa" w:w="1464"/>
+            <w:tcW w:w="1483" w:type="dxa"/>
+            <w:shd w:val="clear" w:color="auto" w:fill="F0F5FB"/>
           </w:tcPr>
           <w:p>
             <w:r>
               <w:rPr>
-                <w:sz w:val="20"/>
+                <w:sz w:val="19"/>
               </w:rPr>
               <w:t>0 ocorrências/mês</w:t>
             </w:r>
@@ -1533,12 +1628,13 @@
         </w:tc>
         <w:tc>
           <w:tcPr>
-            <w:tcW w:type="dxa" w:w="1464"/>
+            <w:tcW w:w="1483" w:type="dxa"/>
+            <w:shd w:val="clear" w:color="auto" w:fill="F0F5FB"/>
           </w:tcPr>
           <w:p>
             <w:r>
               <w:rPr>
-                <w:sz w:val="20"/>
+                <w:sz w:val="19"/>
               </w:rPr>
               <w:t>≤ 1 por mês</w:t>
             </w:r>
@@ -1546,12 +1642,13 @@
         </w:tc>
         <w:tc>
           <w:tcPr>
-            <w:tcW w:type="dxa" w:w="1464"/>
+            <w:tcW w:w="1483" w:type="dxa"/>
+            <w:shd w:val="clear" w:color="auto" w:fill="F0F5FB"/>
           </w:tcPr>
           <w:p>
             <w:r>
               <w:rPr>
-                <w:sz w:val="20"/>
+                <w:sz w:val="19"/>
               </w:rPr>
               <w:t>60 dias pós-go-live</w:t>
             </w:r>
@@ -1559,12 +1656,13 @@
         </w:tc>
         <w:tc>
           <w:tcPr>
-            <w:tcW w:type="dxa" w:w="1464"/>
+            <w:tcW w:w="1483" w:type="dxa"/>
+            <w:shd w:val="clear" w:color="auto" w:fill="F0F5FB"/>
           </w:tcPr>
           <w:p>
             <w:r>
               <w:rPr>
-                <w:sz w:val="20"/>
+                <w:sz w:val="19"/>
               </w:rPr>
               <w:t>Noemia / CP</w:t>
             </w:r>
@@ -1574,12 +1672,12 @@
       <w:tr>
         <w:tc>
           <w:tcPr>
-            <w:tcW w:type="dxa" w:w="1464"/>
+            <w:tcW w:w="1483" w:type="dxa"/>
           </w:tcPr>
           <w:p>
             <w:r>
               <w:rPr>
-                <w:sz w:val="20"/>
+                <w:sz w:val="19"/>
               </w:rPr>
               <w:t>KR-3 Satisfação equipe CP</w:t>
             </w:r>
@@ -1587,12 +1685,12 @@
         </w:tc>
         <w:tc>
           <w:tcPr>
-            <w:tcW w:type="dxa" w:w="1464"/>
+            <w:tcW w:w="1483" w:type="dxa"/>
           </w:tcPr>
           <w:p>
             <w:r>
               <w:rPr>
-                <w:sz w:val="20"/>
+                <w:sz w:val="19"/>
               </w:rPr>
               <w:t>CS-3: ≥ 8/10 na pesquisa pós-implantação</w:t>
             </w:r>
@@ -1600,12 +1698,12 @@
         </w:tc>
         <w:tc>
           <w:tcPr>
-            <w:tcW w:type="dxa" w:w="1464"/>
+            <w:tcW w:w="1483" w:type="dxa"/>
           </w:tcPr>
           <w:p>
             <w:r>
               <w:rPr>
-                <w:sz w:val="20"/>
+                <w:sz w:val="19"/>
               </w:rPr>
               <w:t>≥ 8,0/10</w:t>
             </w:r>
@@ -1613,12 +1711,12 @@
         </w:tc>
         <w:tc>
           <w:tcPr>
-            <w:tcW w:type="dxa" w:w="1464"/>
+            <w:tcW w:w="1483" w:type="dxa"/>
           </w:tcPr>
           <w:p>
             <w:r>
               <w:rPr>
-                <w:sz w:val="20"/>
+                <w:sz w:val="19"/>
               </w:rPr>
               <w:t>≥ 7,0/10</w:t>
             </w:r>
@@ -1626,12 +1724,12 @@
         </w:tc>
         <w:tc>
           <w:tcPr>
-            <w:tcW w:type="dxa" w:w="1464"/>
+            <w:tcW w:w="1483" w:type="dxa"/>
           </w:tcPr>
           <w:p>
             <w:r>
               <w:rPr>
-                <w:sz w:val="20"/>
+                <w:sz w:val="19"/>
               </w:rPr>
               <w:t>30 dias pós-go-live</w:t>
             </w:r>
@@ -1639,12 +1737,12 @@
         </w:tc>
         <w:tc>
           <w:tcPr>
-            <w:tcW w:type="dxa" w:w="1464"/>
+            <w:tcW w:w="1483" w:type="dxa"/>
           </w:tcPr>
           <w:p>
             <w:r>
               <w:rPr>
-                <w:sz w:val="20"/>
+                <w:sz w:val="19"/>
               </w:rPr>
               <w:t>GP</w:t>
             </w:r>
@@ -1654,12 +1752,13 @@
       <w:tr>
         <w:tc>
           <w:tcPr>
-            <w:tcW w:type="dxa" w:w="1464"/>
+            <w:tcW w:w="1483" w:type="dxa"/>
+            <w:shd w:val="clear" w:color="auto" w:fill="F0F5FB"/>
           </w:tcPr>
           <w:p>
             <w:r>
               <w:rPr>
-                <w:sz w:val="20"/>
+                <w:sz w:val="19"/>
               </w:rPr>
               <w:t>KR-4 Prazo de go-live</w:t>
             </w:r>
@@ -1667,12 +1766,13 @@
         </w:tc>
         <w:tc>
           <w:tcPr>
-            <w:tcW w:type="dxa" w:w="1464"/>
+            <w:tcW w:w="1483" w:type="dxa"/>
+            <w:shd w:val="clear" w:color="auto" w:fill="F0F5FB"/>
           </w:tcPr>
           <w:p>
             <w:r>
               <w:rPr>
-                <w:sz w:val="20"/>
+                <w:sz w:val="19"/>
               </w:rPr>
               <w:t>CS-4: Go-live até 30/09/2026</w:t>
             </w:r>
@@ -1680,12 +1780,13 @@
         </w:tc>
         <w:tc>
           <w:tcPr>
-            <w:tcW w:type="dxa" w:w="1464"/>
+            <w:tcW w:w="1483" w:type="dxa"/>
+            <w:shd w:val="clear" w:color="auto" w:fill="F0F5FB"/>
           </w:tcPr>
           <w:p>
             <w:r>
               <w:rPr>
-                <w:sz w:val="20"/>
+                <w:sz w:val="19"/>
               </w:rPr>
               <w:t>30/09/2026</w:t>
             </w:r>
@@ -1693,12 +1794,13 @@
         </w:tc>
         <w:tc>
           <w:tcPr>
-            <w:tcW w:type="dxa" w:w="1464"/>
+            <w:tcW w:w="1483" w:type="dxa"/>
+            <w:shd w:val="clear" w:color="auto" w:fill="F0F5FB"/>
           </w:tcPr>
           <w:p>
             <w:r>
               <w:rPr>
-                <w:sz w:val="20"/>
+                <w:sz w:val="19"/>
               </w:rPr>
               <w:t>≤ 14/10/2026</w:t>
             </w:r>
@@ -1706,12 +1808,13 @@
         </w:tc>
         <w:tc>
           <w:tcPr>
-            <w:tcW w:type="dxa" w:w="1464"/>
+            <w:tcW w:w="1483" w:type="dxa"/>
+            <w:shd w:val="clear" w:color="auto" w:fill="F0F5FB"/>
           </w:tcPr>
           <w:p>
             <w:r>
               <w:rPr>
-                <w:sz w:val="20"/>
+                <w:sz w:val="19"/>
               </w:rPr>
               <w:t>Data do go-live</w:t>
             </w:r>
@@ -1719,12 +1822,13 @@
         </w:tc>
         <w:tc>
           <w:tcPr>
-            <w:tcW w:type="dxa" w:w="1464"/>
+            <w:tcW w:w="1483" w:type="dxa"/>
+            <w:shd w:val="clear" w:color="auto" w:fill="F0F5FB"/>
           </w:tcPr>
           <w:p>
             <w:r>
               <w:rPr>
-                <w:sz w:val="20"/>
+                <w:sz w:val="19"/>
               </w:rPr>
               <w:t>GP</w:t>
             </w:r>
@@ -1734,12 +1838,12 @@
       <w:tr>
         <w:tc>
           <w:tcPr>
-            <w:tcW w:type="dxa" w:w="1464"/>
+            <w:tcW w:w="1483" w:type="dxa"/>
           </w:tcPr>
           <w:p>
             <w:r>
               <w:rPr>
-                <w:sz w:val="20"/>
+                <w:sz w:val="19"/>
               </w:rPr>
               <w:t>KR-5 Tempo de processamento arquivo DDA</w:t>
             </w:r>
@@ -1747,12 +1851,12 @@
         </w:tc>
         <w:tc>
           <w:tcPr>
-            <w:tcW w:type="dxa" w:w="1464"/>
+            <w:tcW w:w="1483" w:type="dxa"/>
           </w:tcPr>
           <w:p>
             <w:r>
               <w:rPr>
-                <w:sz w:val="20"/>
+                <w:sz w:val="19"/>
               </w:rPr>
               <w:t>RNF-002: ≤ 30 min para arquivo com até 500 boletos</w:t>
             </w:r>
@@ -1760,12 +1864,12 @@
         </w:tc>
         <w:tc>
           <w:tcPr>
-            <w:tcW w:type="dxa" w:w="1464"/>
+            <w:tcW w:w="1483" w:type="dxa"/>
           </w:tcPr>
           <w:p>
             <w:r>
               <w:rPr>
-                <w:sz w:val="20"/>
+                <w:sz w:val="19"/>
               </w:rPr>
               <w:t>≤ 30 min</w:t>
             </w:r>
@@ -1773,12 +1877,12 @@
         </w:tc>
         <w:tc>
           <w:tcPr>
-            <w:tcW w:type="dxa" w:w="1464"/>
+            <w:tcW w:w="1483" w:type="dxa"/>
           </w:tcPr>
           <w:p>
             <w:r>
               <w:rPr>
-                <w:sz w:val="20"/>
+                <w:sz w:val="19"/>
               </w:rPr>
               <w:t>≤ 60 min</w:t>
             </w:r>
@@ -1786,12 +1890,12 @@
         </w:tc>
         <w:tc>
           <w:tcPr>
-            <w:tcW w:type="dxa" w:w="1464"/>
+            <w:tcW w:w="1483" w:type="dxa"/>
           </w:tcPr>
           <w:p>
             <w:r>
               <w:rPr>
-                <w:sz w:val="20"/>
+                <w:sz w:val="19"/>
               </w:rPr>
               <w:t>Semana 1 em produção</w:t>
             </w:r>
@@ -1799,12 +1903,12 @@
         </w:tc>
         <w:tc>
           <w:tcPr>
-            <w:tcW w:type="dxa" w:w="1464"/>
+            <w:tcW w:w="1483" w:type="dxa"/>
           </w:tcPr>
           <w:p>
             <w:r>
               <w:rPr>
-                <w:sz w:val="20"/>
+                <w:sz w:val="19"/>
               </w:rPr>
               <w:t>DTI FI</w:t>
             </w:r>
@@ -1814,12 +1918,13 @@
       <w:tr>
         <w:tc>
           <w:tcPr>
-            <w:tcW w:type="dxa" w:w="1464"/>
+            <w:tcW w:w="1483" w:type="dxa"/>
+            <w:shd w:val="clear" w:color="auto" w:fill="F0F5FB"/>
           </w:tcPr>
           <w:p>
             <w:r>
               <w:rPr>
-                <w:sz w:val="20"/>
+                <w:sz w:val="19"/>
               </w:rPr>
               <w:t>KR-6 Disponibilidade DDA</w:t>
             </w:r>
@@ -1827,12 +1932,13 @@
         </w:tc>
         <w:tc>
           <w:tcPr>
-            <w:tcW w:type="dxa" w:w="1464"/>
+            <w:tcW w:w="1483" w:type="dxa"/>
+            <w:shd w:val="clear" w:color="auto" w:fill="F0F5FB"/>
           </w:tcPr>
           <w:p>
             <w:r>
               <w:rPr>
-                <w:sz w:val="20"/>
+                <w:sz w:val="19"/>
               </w:rPr>
               <w:t>RNF-001: ≥ 99,5% em horário bancário</w:t>
             </w:r>
@@ -1840,12 +1946,13 @@
         </w:tc>
         <w:tc>
           <w:tcPr>
-            <w:tcW w:type="dxa" w:w="1464"/>
+            <w:tcW w:w="1483" w:type="dxa"/>
+            <w:shd w:val="clear" w:color="auto" w:fill="F0F5FB"/>
           </w:tcPr>
           <w:p>
             <w:r>
               <w:rPr>
-                <w:sz w:val="20"/>
+                <w:sz w:val="19"/>
               </w:rPr>
               <w:t>99,5%</w:t>
             </w:r>
@@ -1853,12 +1960,13 @@
         </w:tc>
         <w:tc>
           <w:tcPr>
-            <w:tcW w:type="dxa" w:w="1464"/>
+            <w:tcW w:w="1483" w:type="dxa"/>
+            <w:shd w:val="clear" w:color="auto" w:fill="F0F5FB"/>
           </w:tcPr>
           <w:p>
             <w:r>
               <w:rPr>
-                <w:sz w:val="20"/>
+                <w:sz w:val="19"/>
               </w:rPr>
               <w:t>98%</w:t>
             </w:r>
@@ -1866,12 +1974,13 @@
         </w:tc>
         <w:tc>
           <w:tcPr>
-            <w:tcW w:type="dxa" w:w="1464"/>
+            <w:tcW w:w="1483" w:type="dxa"/>
+            <w:shd w:val="clear" w:color="auto" w:fill="F0F5FB"/>
           </w:tcPr>
           <w:p>
             <w:r>
               <w:rPr>
-                <w:sz w:val="20"/>
+                <w:sz w:val="19"/>
               </w:rPr>
               <w:t>Primeiro mês em produção</w:t>
             </w:r>
@@ -1879,12 +1988,13 @@
         </w:tc>
         <w:tc>
           <w:tcPr>
-            <w:tcW w:type="dxa" w:w="1464"/>
+            <w:tcW w:w="1483" w:type="dxa"/>
+            <w:shd w:val="clear" w:color="auto" w:fill="F0F5FB"/>
           </w:tcPr>
           <w:p>
             <w:r>
               <w:rPr>
-                <w:sz w:val="20"/>
+                <w:sz w:val="19"/>
               </w:rPr>
               <w:t>DTI FI</w:t>
             </w:r>
@@ -1894,9 +2004,11 @@
     </w:tbl>
     <w:p/>
     <w:p>
-      <w:r>
-        <w:t>────────────────────────────────────────────────────────────</w:t>
-      </w:r>
+      <w:pPr>
+        <w:pBdr>
+          <w:bottom w:val="single" w:sz="6" w:space="1" w:color="CCCCCC"/>
+        </w:pBdr>
+      </w:pPr>
     </w:p>
     <w:p/>
     <w:p>
@@ -1905,8 +2017,11 @@
       </w:pPr>
       <w:r>
         <w:rPr>
-          <w:color w:val="2E74B5"/>
-          <w:sz w:val="28"/>
+          <w:rFonts w:ascii="Calibri" w:hAnsi="Calibri"/>
+          <w:b/>
+          <w:i w:val="0"/>
+          <w:color w:val="1E5296"/>
+          <w:sz w:val="25"/>
         </w:rPr>
         <w:t>Semáforo de Saúde do Projeto</w:t>
       </w:r>
@@ -1915,26 +2030,28 @@
     <w:tbl>
       <w:tblPr>
         <w:tblStyle w:val="TableGrid"/>
-        <w:tblW w:type="auto" w:w="0"/>
         <w:tblLook w:firstColumn="1" w:firstRow="1" w:lastColumn="0" w:lastRow="0" w:noHBand="0" w:noVBand="1" w:val="04A0"/>
+        <w:tblW w:w="8900" w:type="dxa"/>
+        <w:tblLayout w:type="fixed"/>
       </w:tblPr>
       <w:tblGrid>
-        <w:gridCol w:w="2196"/>
-        <w:gridCol w:w="2196"/>
-        <w:gridCol w:w="2196"/>
-        <w:gridCol w:w="2196"/>
+        <w:gridCol w:w="2225"/>
+        <w:gridCol w:w="2225"/>
+        <w:gridCol w:w="2225"/>
+        <w:gridCol w:w="2225"/>
       </w:tblGrid>
       <w:tr>
         <w:tc>
           <w:tcPr>
-            <w:tcW w:type="dxa" w:w="2196"/>
-            <w:shd w:val="clear" w:color="auto" w:fill="D6E4F0"/>
+            <w:tcW w:w="2225" w:type="dxa"/>
+            <w:shd w:val="clear" w:color="auto" w:fill="1A3A5C"/>
           </w:tcPr>
           <w:p>
             <w:r>
               <w:rPr>
                 <w:b/>
-                <w:sz w:val="20"/>
+                <w:color w:val="FFFFFF"/>
+                <w:sz w:val="19"/>
               </w:rPr>
               <w:t>Dimensão</w:t>
             </w:r>
@@ -1942,14 +2059,15 @@
         </w:tc>
         <w:tc>
           <w:tcPr>
-            <w:tcW w:type="dxa" w:w="2196"/>
-            <w:shd w:val="clear" w:color="auto" w:fill="D6E4F0"/>
+            <w:tcW w:w="2225" w:type="dxa"/>
+            <w:shd w:val="clear" w:color="auto" w:fill="1A3A5C"/>
           </w:tcPr>
           <w:p>
             <w:r>
               <w:rPr>
                 <w:b/>
-                <w:sz w:val="20"/>
+                <w:color w:val="FFFFFF"/>
+                <w:sz w:val="19"/>
               </w:rPr>
               <w:t>🟢 Verde</w:t>
             </w:r>
@@ -1957,14 +2075,15 @@
         </w:tc>
         <w:tc>
           <w:tcPr>
-            <w:tcW w:type="dxa" w:w="2196"/>
-            <w:shd w:val="clear" w:color="auto" w:fill="D6E4F0"/>
+            <w:tcW w:w="2225" w:type="dxa"/>
+            <w:shd w:val="clear" w:color="auto" w:fill="1A3A5C"/>
           </w:tcPr>
           <w:p>
             <w:r>
               <w:rPr>
                 <w:b/>
-                <w:sz w:val="20"/>
+                <w:color w:val="FFFFFF"/>
+                <w:sz w:val="19"/>
               </w:rPr>
               <w:t>🟡 Amarelo</w:t>
             </w:r>
@@ -1972,14 +2091,15 @@
         </w:tc>
         <w:tc>
           <w:tcPr>
-            <w:tcW w:type="dxa" w:w="2196"/>
-            <w:shd w:val="clear" w:color="auto" w:fill="D6E4F0"/>
+            <w:tcW w:w="2225" w:type="dxa"/>
+            <w:shd w:val="clear" w:color="auto" w:fill="1A3A5C"/>
           </w:tcPr>
           <w:p>
             <w:r>
               <w:rPr>
                 <w:b/>
-                <w:sz w:val="20"/>
+                <w:color w:val="FFFFFF"/>
+                <w:sz w:val="19"/>
               </w:rPr>
               <w:t>🔴 Vermelho</w:t>
             </w:r>
@@ -1989,12 +2109,12 @@
       <w:tr>
         <w:tc>
           <w:tcPr>
-            <w:tcW w:type="dxa" w:w="2196"/>
+            <w:tcW w:w="2225" w:type="dxa"/>
           </w:tcPr>
           <w:p>
             <w:r>
               <w:rPr>
-                <w:sz w:val="20"/>
+                <w:sz w:val="19"/>
               </w:rPr>
               <w:t>Cronograma (SPI)</w:t>
             </w:r>
@@ -2002,12 +2122,12 @@
         </w:tc>
         <w:tc>
           <w:tcPr>
-            <w:tcW w:type="dxa" w:w="2196"/>
+            <w:tcW w:w="2225" w:type="dxa"/>
           </w:tcPr>
           <w:p>
             <w:r>
               <w:rPr>
-                <w:sz w:val="20"/>
+                <w:sz w:val="19"/>
               </w:rPr>
               <w:t>≥ 0,95</w:t>
             </w:r>
@@ -2015,12 +2135,12 @@
         </w:tc>
         <w:tc>
           <w:tcPr>
-            <w:tcW w:type="dxa" w:w="2196"/>
+            <w:tcW w:w="2225" w:type="dxa"/>
           </w:tcPr>
           <w:p>
             <w:r>
               <w:rPr>
-                <w:sz w:val="20"/>
+                <w:sz w:val="19"/>
               </w:rPr>
               <w:t>0,85 – 0,94</w:t>
             </w:r>
@@ -2028,12 +2148,12 @@
         </w:tc>
         <w:tc>
           <w:tcPr>
-            <w:tcW w:type="dxa" w:w="2196"/>
+            <w:tcW w:w="2225" w:type="dxa"/>
           </w:tcPr>
           <w:p>
             <w:r>
               <w:rPr>
-                <w:sz w:val="20"/>
+                <w:sz w:val="19"/>
               </w:rPr>
               <w:t>&lt; 0,85</w:t>
             </w:r>
@@ -2043,12 +2163,13 @@
       <w:tr>
         <w:tc>
           <w:tcPr>
-            <w:tcW w:type="dxa" w:w="2196"/>
+            <w:tcW w:w="2225" w:type="dxa"/>
+            <w:shd w:val="clear" w:color="auto" w:fill="F0F5FB"/>
           </w:tcPr>
           <w:p>
             <w:r>
               <w:rPr>
-                <w:sz w:val="20"/>
+                <w:sz w:val="19"/>
               </w:rPr>
               <w:t>Custo (CPI)</w:t>
             </w:r>
@@ -2056,12 +2177,13 @@
         </w:tc>
         <w:tc>
           <w:tcPr>
-            <w:tcW w:type="dxa" w:w="2196"/>
+            <w:tcW w:w="2225" w:type="dxa"/>
+            <w:shd w:val="clear" w:color="auto" w:fill="F0F5FB"/>
           </w:tcPr>
           <w:p>
             <w:r>
               <w:rPr>
-                <w:sz w:val="20"/>
+                <w:sz w:val="19"/>
               </w:rPr>
               <w:t>≥ 0,95</w:t>
             </w:r>
@@ -2069,12 +2191,13 @@
         </w:tc>
         <w:tc>
           <w:tcPr>
-            <w:tcW w:type="dxa" w:w="2196"/>
+            <w:tcW w:w="2225" w:type="dxa"/>
+            <w:shd w:val="clear" w:color="auto" w:fill="F0F5FB"/>
           </w:tcPr>
           <w:p>
             <w:r>
               <w:rPr>
-                <w:sz w:val="20"/>
+                <w:sz w:val="19"/>
               </w:rPr>
               <w:t>0,85 – 0,94</w:t>
             </w:r>
@@ -2082,12 +2205,13 @@
         </w:tc>
         <w:tc>
           <w:tcPr>
-            <w:tcW w:type="dxa" w:w="2196"/>
+            <w:tcW w:w="2225" w:type="dxa"/>
+            <w:shd w:val="clear" w:color="auto" w:fill="F0F5FB"/>
           </w:tcPr>
           <w:p>
             <w:r>
               <w:rPr>
-                <w:sz w:val="20"/>
+                <w:sz w:val="19"/>
               </w:rPr>
               <w:t>&lt; 0,85</w:t>
             </w:r>
@@ -2097,12 +2221,12 @@
       <w:tr>
         <w:tc>
           <w:tcPr>
-            <w:tcW w:type="dxa" w:w="2196"/>
+            <w:tcW w:w="2225" w:type="dxa"/>
           </w:tcPr>
           <w:p>
             <w:r>
               <w:rPr>
-                <w:sz w:val="20"/>
+                <w:sz w:val="19"/>
               </w:rPr>
               <w:t>Escopo</w:t>
             </w:r>
@@ -2110,12 +2234,12 @@
         </w:tc>
         <w:tc>
           <w:tcPr>
-            <w:tcW w:type="dxa" w:w="2196"/>
+            <w:tcW w:w="2225" w:type="dxa"/>
           </w:tcPr>
           <w:p>
             <w:r>
               <w:rPr>
-                <w:sz w:val="20"/>
+                <w:sz w:val="19"/>
               </w:rPr>
               <w:t>Sem mudanças não controladas</w:t>
             </w:r>
@@ -2123,12 +2247,12 @@
         </w:tc>
         <w:tc>
           <w:tcPr>
-            <w:tcW w:type="dxa" w:w="2196"/>
+            <w:tcW w:w="2225" w:type="dxa"/>
           </w:tcPr>
           <w:p>
             <w:r>
               <w:rPr>
-                <w:sz w:val="20"/>
+                <w:sz w:val="19"/>
               </w:rPr>
               <w:t>1 CR em análise</w:t>
             </w:r>
@@ -2136,12 +2260,12 @@
         </w:tc>
         <w:tc>
           <w:tcPr>
-            <w:tcW w:type="dxa" w:w="2196"/>
+            <w:tcW w:w="2225" w:type="dxa"/>
           </w:tcPr>
           <w:p>
             <w:r>
               <w:rPr>
-                <w:sz w:val="20"/>
+                <w:sz w:val="19"/>
               </w:rPr>
               <w:t>&gt; 1 CR ou CR crítico</w:t>
             </w:r>
@@ -2151,12 +2275,13 @@
       <w:tr>
         <w:tc>
           <w:tcPr>
-            <w:tcW w:type="dxa" w:w="2196"/>
+            <w:tcW w:w="2225" w:type="dxa"/>
+            <w:shd w:val="clear" w:color="auto" w:fill="F0F5FB"/>
           </w:tcPr>
           <w:p>
             <w:r>
               <w:rPr>
-                <w:sz w:val="20"/>
+                <w:sz w:val="19"/>
               </w:rPr>
               <w:t>Riscos</w:t>
             </w:r>
@@ -2164,12 +2289,13 @@
         </w:tc>
         <w:tc>
           <w:tcPr>
-            <w:tcW w:type="dxa" w:w="2196"/>
+            <w:tcW w:w="2225" w:type="dxa"/>
+            <w:shd w:val="clear" w:color="auto" w:fill="F0F5FB"/>
           </w:tcPr>
           <w:p>
             <w:r>
               <w:rPr>
-                <w:sz w:val="20"/>
+                <w:sz w:val="19"/>
               </w:rPr>
               <w:t>Todos sob controle</w:t>
             </w:r>
@@ -2177,12 +2303,13 @@
         </w:tc>
         <w:tc>
           <w:tcPr>
-            <w:tcW w:type="dxa" w:w="2196"/>
+            <w:tcW w:w="2225" w:type="dxa"/>
+            <w:shd w:val="clear" w:color="auto" w:fill="F0F5FB"/>
           </w:tcPr>
           <w:p>
             <w:r>
               <w:rPr>
-                <w:sz w:val="20"/>
+                <w:sz w:val="19"/>
               </w:rPr>
               <w:t>1 risco ALTO ativo</w:t>
             </w:r>
@@ -2190,12 +2317,13 @@
         </w:tc>
         <w:tc>
           <w:tcPr>
-            <w:tcW w:type="dxa" w:w="2196"/>
+            <w:tcW w:w="2225" w:type="dxa"/>
+            <w:shd w:val="clear" w:color="auto" w:fill="F0F5FB"/>
           </w:tcPr>
           <w:p>
             <w:r>
               <w:rPr>
-                <w:sz w:val="20"/>
+                <w:sz w:val="19"/>
               </w:rPr>
               <w:t>1+ risco CRÍTICO ativo ou R-001/R-002 materializados</w:t>
             </w:r>
@@ -2205,12 +2333,12 @@
       <w:tr>
         <w:tc>
           <w:tcPr>
-            <w:tcW w:type="dxa" w:w="2196"/>
+            <w:tcW w:w="2225" w:type="dxa"/>
           </w:tcPr>
           <w:p>
             <w:r>
               <w:rPr>
-                <w:sz w:val="20"/>
+                <w:sz w:val="19"/>
               </w:rPr>
               <w:t>Governança</w:t>
             </w:r>
@@ -2218,12 +2346,12 @@
         </w:tc>
         <w:tc>
           <w:tcPr>
-            <w:tcW w:type="dxa" w:w="2196"/>
+            <w:tcW w:w="2225" w:type="dxa"/>
           </w:tcPr>
           <w:p>
             <w:r>
               <w:rPr>
-                <w:sz w:val="20"/>
+                <w:sz w:val="19"/>
               </w:rPr>
               <w:t>CBs resolvidas</w:t>
             </w:r>
@@ -2231,12 +2359,12 @@
         </w:tc>
         <w:tc>
           <w:tcPr>
-            <w:tcW w:type="dxa" w:w="2196"/>
+            <w:tcW w:w="2225" w:type="dxa"/>
           </w:tcPr>
           <w:p>
             <w:r>
               <w:rPr>
-                <w:sz w:val="20"/>
+                <w:sz w:val="19"/>
               </w:rPr>
               <w:t>1 CB em prazo</w:t>
             </w:r>
@@ -2244,12 +2372,12 @@
         </w:tc>
         <w:tc>
           <w:tcPr>
-            <w:tcW w:type="dxa" w:w="2196"/>
+            <w:tcW w:w="2225" w:type="dxa"/>
           </w:tcPr>
           <w:p>
             <w:r>
               <w:rPr>
-                <w:sz w:val="20"/>
+                <w:sz w:val="19"/>
               </w:rPr>
               <w:t>CB vencida sem resolução</w:t>
             </w:r>
@@ -2259,12 +2387,13 @@
       <w:tr>
         <w:tc>
           <w:tcPr>
-            <w:tcW w:type="dxa" w:w="2196"/>
+            <w:tcW w:w="2225" w:type="dxa"/>
+            <w:shd w:val="clear" w:color="auto" w:fill="F0F5FB"/>
           </w:tcPr>
           <w:p>
             <w:r>
               <w:rPr>
-                <w:sz w:val="20"/>
+                <w:sz w:val="19"/>
               </w:rPr>
               <w:t>Resultado (pós go-live)</w:t>
             </w:r>
@@ -2272,12 +2401,13 @@
         </w:tc>
         <w:tc>
           <w:tcPr>
-            <w:tcW w:type="dxa" w:w="2196"/>
+            <w:tcW w:w="2225" w:type="dxa"/>
+            <w:shd w:val="clear" w:color="auto" w:fill="F0F5FB"/>
           </w:tcPr>
           <w:p>
             <w:r>
               <w:rPr>
-                <w:sz w:val="20"/>
+                <w:sz w:val="19"/>
               </w:rPr>
               <w:t>KR-1 = 100%; KR-2 = 0</w:t>
             </w:r>
@@ -2285,12 +2415,13 @@
         </w:tc>
         <w:tc>
           <w:tcPr>
-            <w:tcW w:type="dxa" w:w="2196"/>
+            <w:tcW w:w="2225" w:type="dxa"/>
+            <w:shd w:val="clear" w:color="auto" w:fill="F0F5FB"/>
           </w:tcPr>
           <w:p>
             <w:r>
               <w:rPr>
-                <w:sz w:val="20"/>
+                <w:sz w:val="19"/>
               </w:rPr>
               <w:t>KR-1 ≥ 95%; KR-2 ≤ 2</w:t>
             </w:r>
@@ -2298,12 +2429,13 @@
         </w:tc>
         <w:tc>
           <w:tcPr>
-            <w:tcW w:type="dxa" w:w="2196"/>
+            <w:tcW w:w="2225" w:type="dxa"/>
+            <w:shd w:val="clear" w:color="auto" w:fill="F0F5FB"/>
           </w:tcPr>
           <w:p>
             <w:r>
               <w:rPr>
-                <w:sz w:val="20"/>
+                <w:sz w:val="19"/>
               </w:rPr>
               <w:t>KR-1 &lt; 95%; KR-2 &gt; 2</w:t>
             </w:r>
@@ -2313,9 +2445,11 @@
     </w:tbl>
     <w:p/>
     <w:p>
-      <w:r>
-        <w:t>────────────────────────────────────────────────────────────</w:t>
-      </w:r>
+      <w:pPr>
+        <w:pBdr>
+          <w:bottom w:val="single" w:sz="6" w:space="1" w:color="CCCCCC"/>
+        </w:pBdr>
+      </w:pPr>
     </w:p>
     <w:p/>
     <w:p>
@@ -2324,8 +2458,11 @@
       </w:pPr>
       <w:r>
         <w:rPr>
-          <w:color w:val="2E74B5"/>
-          <w:sz w:val="28"/>
+          <w:rFonts w:ascii="Calibri" w:hAnsi="Calibri"/>
+          <w:b/>
+          <w:i w:val="0"/>
+          <w:color w:val="1E5296"/>
+          <w:sz w:val="25"/>
         </w:rPr>
         <w:t>KPIs de Gestão de Riscos</w:t>
       </w:r>
@@ -2334,26 +2471,28 @@
     <w:tbl>
       <w:tblPr>
         <w:tblStyle w:val="TableGrid"/>
-        <w:tblW w:type="auto" w:w="0"/>
         <w:tblLook w:firstColumn="1" w:firstRow="1" w:lastColumn="0" w:lastRow="0" w:noHBand="0" w:noVBand="1" w:val="04A0"/>
+        <w:tblW w:w="8900" w:type="dxa"/>
+        <w:tblLayout w:type="fixed"/>
       </w:tblPr>
       <w:tblGrid>
-        <w:gridCol w:w="2196"/>
-        <w:gridCol w:w="2196"/>
-        <w:gridCol w:w="2196"/>
-        <w:gridCol w:w="2196"/>
+        <w:gridCol w:w="2225"/>
+        <w:gridCol w:w="2225"/>
+        <w:gridCol w:w="2225"/>
+        <w:gridCol w:w="2225"/>
       </w:tblGrid>
       <w:tr>
         <w:tc>
           <w:tcPr>
-            <w:tcW w:type="dxa" w:w="2196"/>
-            <w:shd w:val="clear" w:color="auto" w:fill="D6E4F0"/>
+            <w:tcW w:w="2225" w:type="dxa"/>
+            <w:shd w:val="clear" w:color="auto" w:fill="1A3A5C"/>
           </w:tcPr>
           <w:p>
             <w:r>
               <w:rPr>
                 <w:b/>
-                <w:sz w:val="20"/>
+                <w:color w:val="FFFFFF"/>
+                <w:sz w:val="19"/>
               </w:rPr>
               <w:t>KPI</w:t>
             </w:r>
@@ -2361,14 +2500,15 @@
         </w:tc>
         <w:tc>
           <w:tcPr>
-            <w:tcW w:type="dxa" w:w="2196"/>
-            <w:shd w:val="clear" w:color="auto" w:fill="D6E4F0"/>
+            <w:tcW w:w="2225" w:type="dxa"/>
+            <w:shd w:val="clear" w:color="auto" w:fill="1A3A5C"/>
           </w:tcPr>
           <w:p>
             <w:r>
               <w:rPr>
                 <w:b/>
-                <w:sz w:val="20"/>
+                <w:color w:val="FFFFFF"/>
+                <w:sz w:val="19"/>
               </w:rPr>
               <w:t>Meta</w:t>
             </w:r>
@@ -2376,14 +2516,15 @@
         </w:tc>
         <w:tc>
           <w:tcPr>
-            <w:tcW w:type="dxa" w:w="2196"/>
-            <w:shd w:val="clear" w:color="auto" w:fill="D6E4F0"/>
+            <w:tcW w:w="2225" w:type="dxa"/>
+            <w:shd w:val="clear" w:color="auto" w:fill="1A3A5C"/>
           </w:tcPr>
           <w:p>
             <w:r>
               <w:rPr>
                 <w:b/>
-                <w:sz w:val="20"/>
+                <w:color w:val="FFFFFF"/>
+                <w:sz w:val="19"/>
               </w:rPr>
               <w:t>Limiar</w:t>
             </w:r>
@@ -2391,14 +2532,15 @@
         </w:tc>
         <w:tc>
           <w:tcPr>
-            <w:tcW w:type="dxa" w:w="2196"/>
-            <w:shd w:val="clear" w:color="auto" w:fill="D6E4F0"/>
+            <w:tcW w:w="2225" w:type="dxa"/>
+            <w:shd w:val="clear" w:color="auto" w:fill="1A3A5C"/>
           </w:tcPr>
           <w:p>
             <w:r>
               <w:rPr>
                 <w:b/>
-                <w:sz w:val="20"/>
+                <w:color w:val="FFFFFF"/>
+                <w:sz w:val="19"/>
               </w:rPr>
               <w:t>Quando</w:t>
             </w:r>
@@ -2408,12 +2550,12 @@
       <w:tr>
         <w:tc>
           <w:tcPr>
-            <w:tcW w:type="dxa" w:w="2196"/>
+            <w:tcW w:w="2225" w:type="dxa"/>
           </w:tcPr>
           <w:p>
             <w:r>
               <w:rPr>
-                <w:sz w:val="20"/>
+                <w:sz w:val="19"/>
               </w:rPr>
               <w:t>Riscos CRÍTICOS ativos</w:t>
             </w:r>
@@ -2421,12 +2563,12 @@
         </w:tc>
         <w:tc>
           <w:tcPr>
-            <w:tcW w:type="dxa" w:w="2196"/>
+            <w:tcW w:w="2225" w:type="dxa"/>
           </w:tcPr>
           <w:p>
             <w:r>
               <w:rPr>
-                <w:sz w:val="20"/>
+                <w:sz w:val="19"/>
               </w:rPr>
               <w:t>0</w:t>
             </w:r>
@@ -2434,12 +2576,12 @@
         </w:tc>
         <w:tc>
           <w:tcPr>
-            <w:tcW w:type="dxa" w:w="2196"/>
+            <w:tcW w:w="2225" w:type="dxa"/>
           </w:tcPr>
           <w:p>
             <w:r>
               <w:rPr>
-                <w:sz w:val="20"/>
+                <w:sz w:val="19"/>
               </w:rPr>
               <w:t>≤ 0</w:t>
             </w:r>
@@ -2447,12 +2589,12 @@
         </w:tc>
         <w:tc>
           <w:tcPr>
-            <w:tcW w:type="dxa" w:w="2196"/>
+            <w:tcW w:w="2225" w:type="dxa"/>
           </w:tcPr>
           <w:p>
             <w:r>
               <w:rPr>
-                <w:sz w:val="20"/>
+                <w:sz w:val="19"/>
               </w:rPr>
               <w:t>Contínuo</w:t>
             </w:r>
@@ -2462,12 +2604,13 @@
       <w:tr>
         <w:tc>
           <w:tcPr>
-            <w:tcW w:type="dxa" w:w="2196"/>
+            <w:tcW w:w="2225" w:type="dxa"/>
+            <w:shd w:val="clear" w:color="auto" w:fill="F0F5FB"/>
           </w:tcPr>
           <w:p>
             <w:r>
               <w:rPr>
-                <w:sz w:val="20"/>
+                <w:sz w:val="19"/>
               </w:rPr>
               <w:t>Riscos ALTOS ativos sem plano de resposta</w:t>
             </w:r>
@@ -2475,12 +2618,13 @@
         </w:tc>
         <w:tc>
           <w:tcPr>
-            <w:tcW w:type="dxa" w:w="2196"/>
+            <w:tcW w:w="2225" w:type="dxa"/>
+            <w:shd w:val="clear" w:color="auto" w:fill="F0F5FB"/>
           </w:tcPr>
           <w:p>
             <w:r>
               <w:rPr>
-                <w:sz w:val="20"/>
+                <w:sz w:val="19"/>
               </w:rPr>
               <w:t>0</w:t>
             </w:r>
@@ -2488,12 +2632,13 @@
         </w:tc>
         <w:tc>
           <w:tcPr>
-            <w:tcW w:type="dxa" w:w="2196"/>
+            <w:tcW w:w="2225" w:type="dxa"/>
+            <w:shd w:val="clear" w:color="auto" w:fill="F0F5FB"/>
           </w:tcPr>
           <w:p>
             <w:r>
               <w:rPr>
-                <w:sz w:val="20"/>
+                <w:sz w:val="19"/>
               </w:rPr>
               <w:t>≤ 0</w:t>
             </w:r>
@@ -2501,12 +2646,13 @@
         </w:tc>
         <w:tc>
           <w:tcPr>
-            <w:tcW w:type="dxa" w:w="2196"/>
+            <w:tcW w:w="2225" w:type="dxa"/>
+            <w:shd w:val="clear" w:color="auto" w:fill="F0F5FB"/>
           </w:tcPr>
           <w:p>
             <w:r>
               <w:rPr>
-                <w:sz w:val="20"/>
+                <w:sz w:val="19"/>
               </w:rPr>
               <w:t>Quinzenal</w:t>
             </w:r>
@@ -2516,12 +2662,12 @@
       <w:tr>
         <w:tc>
           <w:tcPr>
-            <w:tcW w:type="dxa" w:w="2196"/>
+            <w:tcW w:w="2225" w:type="dxa"/>
           </w:tcPr>
           <w:p>
             <w:r>
               <w:rPr>
-                <w:sz w:val="20"/>
+                <w:sz w:val="19"/>
               </w:rPr>
               <w:t>% riscos com trigger definido</w:t>
             </w:r>
@@ -2529,12 +2675,12 @@
         </w:tc>
         <w:tc>
           <w:tcPr>
-            <w:tcW w:type="dxa" w:w="2196"/>
+            <w:tcW w:w="2225" w:type="dxa"/>
           </w:tcPr>
           <w:p>
             <w:r>
               <w:rPr>
-                <w:sz w:val="20"/>
+                <w:sz w:val="19"/>
               </w:rPr>
               <w:t>100%</w:t>
             </w:r>
@@ -2542,12 +2688,12 @@
         </w:tc>
         <w:tc>
           <w:tcPr>
-            <w:tcW w:type="dxa" w:w="2196"/>
+            <w:tcW w:w="2225" w:type="dxa"/>
           </w:tcPr>
           <w:p>
             <w:r>
               <w:rPr>
-                <w:sz w:val="20"/>
+                <w:sz w:val="19"/>
               </w:rPr>
               <w:t>≥ 100%</w:t>
             </w:r>
@@ -2555,12 +2701,12 @@
         </w:tc>
         <w:tc>
           <w:tcPr>
-            <w:tcW w:type="dxa" w:w="2196"/>
+            <w:tcW w:w="2225" w:type="dxa"/>
           </w:tcPr>
           <w:p>
             <w:r>
               <w:rPr>
-                <w:sz w:val="20"/>
+                <w:sz w:val="19"/>
               </w:rPr>
               <w:t>Por revisão</w:t>
             </w:r>
@@ -2570,12 +2716,13 @@
       <w:tr>
         <w:tc>
           <w:tcPr>
-            <w:tcW w:type="dxa" w:w="2196"/>
+            <w:tcW w:w="2225" w:type="dxa"/>
+            <w:shd w:val="clear" w:color="auto" w:fill="F0F5FB"/>
           </w:tcPr>
           <w:p>
             <w:r>
               <w:rPr>
-                <w:sz w:val="20"/>
+                <w:sz w:val="19"/>
               </w:rPr>
               <w:t>R-001 (autorização Holding): status</w:t>
             </w:r>
@@ -2583,12 +2730,13 @@
         </w:tc>
         <w:tc>
           <w:tcPr>
-            <w:tcW w:type="dxa" w:w="2196"/>
+            <w:tcW w:w="2225" w:type="dxa"/>
+            <w:shd w:val="clear" w:color="auto" w:fill="F0F5FB"/>
           </w:tcPr>
           <w:p>
             <w:r>
               <w:rPr>
-                <w:sz w:val="20"/>
+                <w:sz w:val="19"/>
               </w:rPr>
               <w:t>Resolvido antes do kick-off</w:t>
             </w:r>
@@ -2596,12 +2744,13 @@
         </w:tc>
         <w:tc>
           <w:tcPr>
-            <w:tcW w:type="dxa" w:w="2196"/>
+            <w:tcW w:w="2225" w:type="dxa"/>
+            <w:shd w:val="clear" w:color="auto" w:fill="F0F5FB"/>
           </w:tcPr>
           <w:p>
             <w:r>
               <w:rPr>
-                <w:sz w:val="20"/>
+                <w:sz w:val="19"/>
               </w:rPr>
               <w:t>Resolvido em M-0</w:t>
             </w:r>
@@ -2609,12 +2758,13 @@
         </w:tc>
         <w:tc>
           <w:tcPr>
-            <w:tcW w:type="dxa" w:w="2196"/>
+            <w:tcW w:w="2225" w:type="dxa"/>
+            <w:shd w:val="clear" w:color="auto" w:fill="F0F5FB"/>
           </w:tcPr>
           <w:p>
             <w:r>
               <w:rPr>
-                <w:sz w:val="20"/>
+                <w:sz w:val="19"/>
               </w:rPr>
               <w:t>Gate kick-off</w:t>
             </w:r>
@@ -2624,12 +2774,12 @@
       <w:tr>
         <w:tc>
           <w:tcPr>
-            <w:tcW w:type="dxa" w:w="2196"/>
+            <w:tcW w:w="2225" w:type="dxa"/>
           </w:tcPr>
           <w:p>
             <w:r>
               <w:rPr>
-                <w:sz w:val="20"/>
+                <w:sz w:val="19"/>
               </w:rPr>
               <w:t>R-002 (ajustes ABAP): status</w:t>
             </w:r>
@@ -2637,12 +2787,12 @@
         </w:tc>
         <w:tc>
           <w:tcPr>
-            <w:tcW w:type="dxa" w:w="2196"/>
+            <w:tcW w:w="2225" w:type="dxa"/>
           </w:tcPr>
           <w:p>
             <w:r>
               <w:rPr>
-                <w:sz w:val="20"/>
+                <w:sz w:val="19"/>
               </w:rPr>
               <w:t>Confirmado como parametrização em M-1</w:t>
             </w:r>
@@ -2650,12 +2800,12 @@
         </w:tc>
         <w:tc>
           <w:tcPr>
-            <w:tcW w:type="dxa" w:w="2196"/>
+            <w:tcW w:w="2225" w:type="dxa"/>
           </w:tcPr>
           <w:p>
             <w:r>
               <w:rPr>
-                <w:sz w:val="20"/>
+                <w:sz w:val="19"/>
               </w:rPr>
               <w:t>Confirmado em M-1</w:t>
             </w:r>
@@ -2663,12 +2813,12 @@
         </w:tc>
         <w:tc>
           <w:tcPr>
-            <w:tcW w:type="dxa" w:w="2196"/>
+            <w:tcW w:w="2225" w:type="dxa"/>
           </w:tcPr>
           <w:p>
             <w:r>
               <w:rPr>
-                <w:sz w:val="20"/>
+                <w:sz w:val="19"/>
               </w:rPr>
               <w:t>Gate M-1</w:t>
             </w:r>
@@ -2678,9 +2828,11 @@
     </w:tbl>
     <w:p/>
     <w:p>
-      <w:r>
-        <w:t>────────────────────────────────────────────────────────────</w:t>
-      </w:r>
+      <w:pPr>
+        <w:pBdr>
+          <w:bottom w:val="single" w:sz="6" w:space="1" w:color="CCCCCC"/>
+        </w:pBdr>
+      </w:pPr>
     </w:p>
     <w:p/>
     <w:p>
@@ -2689,8 +2841,11 @@
       </w:pPr>
       <w:r>
         <w:rPr>
-          <w:color w:val="2E74B5"/>
-          <w:sz w:val="28"/>
+          <w:rFonts w:ascii="Calibri" w:hAnsi="Calibri"/>
+          <w:b/>
+          <w:i w:val="0"/>
+          <w:color w:val="1E5296"/>
+          <w:sz w:val="25"/>
         </w:rPr>
         <w:t>Pesquisa de Satisfação — Template</w:t>
       </w:r>
@@ -2785,7 +2940,7 @@
     <w:p/>
     <w:sectPr>
       <w:pgSz w:w="12240" w:h="15840"/>
-      <w:pgMar w:top="1440" w:right="1728" w:bottom="1440" w:left="1728" w:header="720" w:footer="720" w:gutter="0"/>
+      <w:pgMar w:top="1417" w:right="1417" w:bottom="1417" w:left="1587" w:header="720" w:footer="720" w:gutter="0"/>
       <w:cols w:space="720"/>
       <w:docGrid w:linePitch="360"/>
     </w:sectPr>
@@ -3158,7 +3313,7 @@
     <w:rsid w:val="00FC693F"/>
     <w:rPr>
       <w:rFonts w:ascii="Calibri" w:hAnsi="Calibri"/>
-      <w:sz w:val="22"/>
+      <w:sz w:val="21"/>
     </w:rPr>
   </w:style>
   <w:style w:type="paragraph" w:styleId="Header">
